--- a/docs/manuscript/論文1_和文要旨_本文.docx
+++ b/docs/manuscript/論文1_和文要旨_本文.docx
@@ -75,7 +75,7 @@
           <w:rFonts w:ascii="游明朝" w:cs="游明朝" w:eastAsia="游明朝" w:hAnsi="游明朝"/>
           <w:color w:val="000000"/>
         </w:rPr>
-        <w:t xml:space="preserve">公開周術期波形データベースVitalDBから、光電容積脈波・心電図・動脈圧・連続COをすべて持つ874例を抽出した。統計解析計画は確認的解析の前に凍結し、第三者タイムスタンプとしてZenodoに登録した。主解析は参照COを一切用いず、症例内のPWTTの相対変化を、同時刻に測定した脈波分解由来の成分波ピーク間隔（ΔT）および反射係数（reflection index：RI）の相対変化に回帰した。指標が血管情報を保持しているかを確かめるため、加齢に伴う動脈スティフネスの変化を再現するかを陽性対照として検討した。凍結後に、動脈ラインによるPWTTの分割、真値既知の仮想集団（Pulse Wave Database、4,374名）での構成概念妥当性の検証、および構成概念妥当性と実機での同定可能性をともに満たす指標による前提検証のやり直しを、探索的に加えた。</w:t>
+        <w:t xml:space="preserve">公開周術期波形データベースVitalDBから、光電容積脈波・心電図・動脈圧・連続COをすべて持つ874例を抽出した。統計解析計画は確認的解析の前に凍結し、第三者タイムスタンプとしてZenodoに登録した。単一の光電容積脈波を歪みガウス関数2成分に分解し（pulse decomposition analysis：PDA）、成分波のピーク間隔ΔT（およびこれと身長から定まるスティフネス指標SI）と、ピーク高さの比である反射係数RIを、60秒ごとに拍単位で測定した。主解析は参照COを一切用いず、症例内のPWTTの相対変化をこれらの指標の相対変化に回帰した。指標が血管情報を保持しているかを確かめるため、加齢に伴う動脈スティフネスの変化を再現するかを陽性対照として検討した。凍結後に、動脈ラインによるPWTTの分割、真値既知の仮想集団（Pulse Wave Database、4,374名）での構成概念妥当性の検証、および構成概念妥当性と実機での同定可能性をともに満たす指標による前提検証のやり直しを、探索的に加えた。</w:t>
       </w:r>
     </w:p>
     <w:p>
@@ -219,6 +219,19 @@
     </w:p>
     <w:p>
       <w:pPr>
+        <w:spacing w:after="120" w:line="300"/>
+        <w:ind w:firstLine="210"/>
+      </w:pPr>
+      <w:r>
+        <w:rPr>
+          <w:rFonts w:ascii="游明朝" w:cs="游明朝" w:eastAsia="游明朝" w:hAnsi="游明朝"/>
+          <w:color w:val="000000"/>
+        </w:rPr>
+        <w:t xml:space="preserve">測定の側にも新しさがある。本研究は追加の装置を要さず、麻酔中に既に記録されている単一の光電容積脈波のみから、脈波を成分波に分解して（pulse decomposition analysis：PDA）スティフネス指標と反射係数を拍ごとに取り出し、手術の全経過にわたり症例内で追跡する。これらの指標は安静時の単発測定として確立されたものであり17,18）、当てはめを介して麻酔中の症例内変化として大規模に測定した報告は、我々の知る限りない。取り出し方が結果を決めるため、模型・探索範囲・採否の閾値は再現に必要な水準で以下に記述する。</w:t>
+      </w:r>
+    </w:p>
+    <w:p>
+      <w:pPr>
         <w:spacing w:after="120" w:before="260" w:line="300"/>
       </w:pPr>
       <w:r>
@@ -331,70 +344,256 @@
       <w:r>
         <w:rPr>
           <w:rFonts w:ascii="游明朝" w:cs="游明朝" w:eastAsia="游明朝" w:hAnsi="游明朝"/>
-          <w:color w:val="000000"/>
-        </w:rPr>
-        <w:t xml:space="preserve">パイプラインの検証過程で、本データベースの光電容積脈波チャネルが心電図に対し症例固有の固定遅延を持つことが判明した。モニタ内部の信号処理を反映するものと考えられる。未補正のままでは2つの破綻が生じる。R波を基準にした拍の切り出しウィンドウが真の脈波立ち上がりを外すこと、および遅延がRR間隔を超えると見かけの通過時間が心周期を法として折り返すことである。そこで遅延を症例レベルで推定し、この曖昧さを解消した。</w:t>
-      </w:r>
-    </w:p>
-    <w:p>
-      <w:pPr>
-        <w:spacing w:after="120" w:line="300"/>
-        <w:ind w:firstLine="210"/>
-      </w:pPr>
-      <w:r>
-        <w:rPr>
-          <w:rFonts w:ascii="游明朝" w:cs="游明朝" w:eastAsia="游明朝" w:hAnsi="游明朝"/>
-          <w:color w:val="000000"/>
-        </w:rPr>
-        <w:t xml:space="preserve">R波検出はPan-Tompkins型（微分・二乗・移動平均積分・パーセンタイル適応閾値）を用いた。単純な全体振幅閾値は単一の大きなアーチファクトで破綻することが検証で判明したため採用しなかった。拍の切り出しは脈波の収縮期ピークを起点とし、各ピークの手前0.45秒の範囲で平滑化2階微分の最大点を脈波の足とした。振幅が正であること、欠測がないこと、同一値の連続が10%未満であることを品質指標とし、通過しない拍は除外した。</w:t>
-      </w:r>
-    </w:p>
-    <w:p>
-      <w:pPr>
-        <w:spacing w:after="120" w:line="300"/>
-        <w:ind w:firstLine="210"/>
-      </w:pPr>
-      <w:r>
-        <w:rPr>
-          <w:rFonts w:ascii="游明朝" w:cs="游明朝" w:eastAsia="游明朝" w:hAnsi="游明朝"/>
-          <w:color w:val="000000"/>
-        </w:rPr>
-        <w:t xml:space="preserve">アンサンブル平均は固定拍数ではなく適応方式とした。各ウィンドウの相対ノイズを2階差分の頑健標準偏差から推定し、平均する拍数をn＝⌈(σ/0.003)²⌉（4〜16拍）とした。16拍でも目標に届かないウィンドウは棄却した。拍は足で整列し時間正規化は行わない。時間正規化は反射係数を24〜39%過大にすることが検証で判明したためである。固定拍数ではノイズの上昇時に2成分分解が誤った解に収束し、収束の検算がこれを弾けないことを合成データで確認しており、当てはめ前にノイズを抑えることが唯一の防壁となる。</w:t>
-      </w:r>
-    </w:p>
-    <w:p>
-      <w:pPr>
-        <w:spacing w:after="120" w:line="300"/>
-        <w:ind w:firstLine="210"/>
-      </w:pPr>
-      <w:r>
-        <w:rPr>
-          <w:rFonts w:ascii="游明朝" w:cs="游明朝" w:eastAsia="游明朝" w:hAnsi="游明朝"/>
-          <w:b/>
-          <w:bCs/>
-          <w:color w:val="000000"/>
-        </w:rPr>
-        <w:t xml:space="preserve">脈波分解と指標の定義　</w:t>
-      </w:r>
-      <w:r>
-        <w:rPr>
-          <w:rFonts w:ascii="游明朝" w:cs="游明朝" w:eastAsia="游明朝" w:hAnsi="游明朝"/>
-          <w:color w:val="000000"/>
-        </w:rPr>
-        <w:t xml:space="preserve">アンサンブル平均した拍を、歪みガウス関数2成分（前進波と反射波と見なす）に、8つの初期値から非線形最小二乗で分解した25）。カーネルを2本としたのは、分解アルゴリズムの系統的比較において、2カーネルの模型が雑音と体動に最も頑健であり、形態の保存はカーネル数の多い模型と同等であると報告されているためである24）。ただし同じ比較は、本研究の指標に直接かかわる2カーネルの限界も述べている。すなわち2カーネルではすべての反射が単一の成分に凝縮され、収縮期成分と特定の反射との関係を評価することができない、というものである。本研究の指標はまさにその関係であり、設計の段階でこの点の検討が足りなかった。限界とin silicoの比較の解釈において後述する。当てはめは3つの収束検算をすべて通過した場合のみ採用した。すなわち、境界に張り付いたパラメータがないこと（歪度の境界は除く）、振幅がゼロに潰れた成分がないこと、残差が拮抗する競合解がないことである。</w:t>
-      </w:r>
-    </w:p>
-    <w:p>
-      <w:pPr>
-        <w:spacing w:after="120" w:line="300"/>
-        <w:ind w:firstLine="210"/>
-      </w:pPr>
-      <w:r>
-        <w:rPr>
-          <w:rFonts w:ascii="游明朝" w:cs="游明朝" w:eastAsia="游明朝" w:hAnsi="游明朝"/>
-          <w:color w:val="000000"/>
-        </w:rPr>
-        <w:t xml:space="preserve">スティフネス指標および反射係数の定義は文献間で統一されていない。そこで実データを参照する前に、真値既知の合成脈波で候補となる定義を比較し、次のように凍結した。ΔTは2成分のピーク時刻の差とし、候補5定義中で最も頑健であった（良好条件で誤差1.8 ms以下）。RIは2成分のピーク高さの比とし、候補3定義中で最も頑健であった（誤差0.9%以下）。歪みガウス関数ではピーク高さが歪度と幅に依存するため、振幅パラメータの比ではない点に注意を要する。スティフネス指標（stiffness index：SI）は身長をΔTで除した値とし文献比較のために併記するが、症例内の相対変化では身長が約分されるため、モデルに入る情報はΔTと同一である。立ち上がり間ΔT、振幅パラメータ比、成分面積比の代替定義および3成分分解は感度解析として事前指定した。</w:t>
+          <w:b/>
+          <w:bCs/>
+          <w:color w:val="000000"/>
+        </w:rPr>
+        <w:t xml:space="preserve">拍の切り出し　</w:t>
+      </w:r>
+      <w:r>
+        <w:rPr>
+          <w:rFonts w:ascii="游明朝" w:cs="游明朝" w:eastAsia="游明朝" w:hAnsi="游明朝"/>
+          <w:color w:val="000000"/>
+        </w:rPr>
+        <w:t xml:space="preserve">R波はPan-Tompkins型の検出器で求めた。本データベースの光電容積脈波チャネルは心電図に対し症例固有の固定遅延を持つため、遅延を症例レベルで推定して解消した。未補正では拍の切り出しが真の立ち上がりを外し、遅延がRR間隔を超えると見かけの通過時間が心周期を法として折り返す。拍は脈波の収縮期ピークを起点とし、各ピークの手前0.45秒の範囲で平滑化2階微分が最大となる時刻を脈波の足とした。振幅が正であること、欠測がないこと、同一値の連続が10%未満であることを拍の品質指標とし、通過しない拍は除外した。</w:t>
+      </w:r>
+    </w:p>
+    <w:p>
+      <w:pPr>
+        <w:spacing w:after="120" w:line="300"/>
+        <w:ind w:firstLine="210"/>
+      </w:pPr>
+      <w:r>
+        <w:rPr>
+          <w:rFonts w:ascii="游明朝" w:cs="游明朝" w:eastAsia="游明朝" w:hAnsi="游明朝"/>
+          <w:b/>
+          <w:bCs/>
+          <w:color w:val="000000"/>
+        </w:rPr>
+        <w:t xml:space="preserve">実効ノイズとアンサンブル拍数　</w:t>
+      </w:r>
+      <w:r>
+        <w:rPr>
+          <w:rFonts w:ascii="游明朝" w:cs="游明朝" w:eastAsia="游明朝" w:hAnsi="游明朝"/>
+          <w:color w:val="000000"/>
+        </w:rPr>
+        <w:t xml:space="preserve">当てはめ前のノイズ管理は本手法の要である。合成脈波では、相対ノイズ0.0116で4拍平均としたとき40拍中17拍が別解に収束し、そのうち16拍は後述の収束検算を通過した。すなわち検算をすり抜ける誤解が実在し、これを防げるのは当てはめ前のノイズ低減だけである。そこで平均する拍数を固定せず、ウィンドウごとに決めた。白色ノイズでは2階差分の分散が6σ²になることを用いて、標本の2階差分d²の中央絶対偏差から σ̂＝1.4826・MAD(d²)/√6 を求め、拍の振幅範囲で除して相対ノイズσ̂_relとした。n拍平均でノイズは1/√nになるので、平均後の実効ノイズを目標0.003以下にするために</w:t>
+      </w:r>
+    </w:p>
+    <w:p>
+      <w:pPr>
+        <w:spacing w:after="90" w:before="90" w:line="300"/>
+      </w:pPr>
+      <w:r>
+        <w:rPr>
+          <w:rFonts w:ascii="游明朝" w:cs="游明朝" w:eastAsia="游明朝" w:hAnsi="游明朝"/>
+          <w:color w:val="000000"/>
+        </w:rPr>
+        <w:t xml:space="preserve">　n ＝ clip(⌈(σ̂_rel／0.003)²⌉, 4, 16)　(1)</w:t>
+      </w:r>
+    </w:p>
+    <w:p>
+      <w:pPr>
+        <w:spacing w:after="120" w:line="300"/>
+        <w:ind w:firstLine="210"/>
+      </w:pPr>
+      <w:r>
+        <w:rPr>
+          <w:rFonts w:ascii="游明朝" w:cs="游明朝" w:eastAsia="游明朝" w:hAnsi="游明朝"/>
+          <w:color w:val="000000"/>
+        </w:rPr>
+        <w:t xml:space="preserve">拍を平均した。16拍でも目標に届かないウィンドウ、および品質指標を通過した拍が2n未満のウィンドウは棄却した。拍は足で整列し、拍長での時間正規化は行わない。正規化は狭い前進波を反射波より強く平滑化し、反射係数を24〜39%過大にすることを合成データで確認したためである。</w:t>
+      </w:r>
+    </w:p>
+    <w:p>
+      <w:pPr>
+        <w:spacing w:after="120" w:line="300"/>
+        <w:ind w:firstLine="210"/>
+      </w:pPr>
+      <w:r>
+        <w:rPr>
+          <w:rFonts w:ascii="游明朝" w:cs="游明朝" w:eastAsia="游明朝" w:hAnsi="游明朝"/>
+          <w:b/>
+          <w:bCs/>
+          <w:color w:val="000000"/>
+        </w:rPr>
+        <w:t xml:space="preserve">脈波分解の模型　</w:t>
+      </w:r>
+      <w:r>
+        <w:rPr>
+          <w:rFonts w:ascii="游明朝" w:cs="游明朝" w:eastAsia="游明朝" w:hAnsi="游明朝"/>
+          <w:color w:val="000000"/>
+        </w:rPr>
+        <w:t xml:space="preserve">アンサンブル平均した拍を、最小値を0に合わせ最大値で正規化したうえで、歪みガウス関数2成分（前進波と反射波と見なす）の和として表した25）。</w:t>
+      </w:r>
+    </w:p>
+    <w:p>
+      <w:pPr>
+        <w:spacing w:after="90" w:before="90" w:line="300"/>
+      </w:pPr>
+      <w:r>
+        <w:rPr>
+          <w:rFonts w:ascii="游明朝" w:cs="游明朝" w:eastAsia="游明朝" w:hAnsi="游明朝"/>
+          <w:color w:val="000000"/>
+        </w:rPr>
+        <w:t xml:space="preserve">　g(t; a, μ, σ, α) ＝ a・exp(−z²/2)・[1 ＋ erf(αz/√2)]、　z ＝ (t − μ)/σ　(2)</w:t>
+      </w:r>
+    </w:p>
+    <w:p>
+      <w:pPr>
+        <w:spacing w:after="90" w:before="90" w:line="300"/>
+      </w:pPr>
+      <w:r>
+        <w:rPr>
+          <w:rFonts w:ascii="游明朝" w:cs="游明朝" w:eastAsia="游明朝" w:hAnsi="游明朝"/>
+          <w:color w:val="000000"/>
+        </w:rPr>
+        <w:t xml:space="preserve">　ŷ(t) ＝ g(t; a₁, μ₁, σ₁, α₁) ＋ g(t; a₂, μ₁ ＋ Δμ, σ₂, α₂)　(3)</w:t>
+      </w:r>
+    </w:p>
+    <w:p>
+      <w:pPr>
+        <w:spacing w:after="120" w:line="300"/>
+        <w:ind w:firstLine="210"/>
+      </w:pPr>
+      <w:r>
+        <w:rPr>
+          <w:rFonts w:ascii="游明朝" w:cs="游明朝" w:eastAsia="游明朝" w:hAnsi="游明朝"/>
+          <w:color w:val="000000"/>
+        </w:rPr>
+        <w:t xml:space="preserve">歪みを許すのは、前進波・反射波がいずれも立ち上がりが急で下降が緩く、対称なガウス関数では両立しないためである25）。第2成分の位置を絶対時刻ではなく第1成分からのオフセットΔμで持たせたのは、反射の到達時間に直接境界を課すためと、成分の順序を自動的に保証するためである。カーネルを2本としたのは、分解アルゴリズムの系統的比較において、2カーネルの模型が雑音と体動に最も頑健であり、形態の保存はカーネル数の多い模型と同等であると報告されているためである24）。この選択の代償は限界で述べる。</w:t>
+      </w:r>
+    </w:p>
+    <w:p>
+      <w:pPr>
+        <w:spacing w:after="120" w:line="300"/>
+        <w:ind w:firstLine="210"/>
+      </w:pPr>
+      <w:r>
+        <w:rPr>
+          <w:rFonts w:ascii="游明朝" w:cs="游明朝" w:eastAsia="游明朝" w:hAnsi="游明朝"/>
+          <w:color w:val="000000"/>
+        </w:rPr>
+        <w:t xml:space="preserve">母数は8個で、8点の初期値から信頼領域反射法による非線形最小二乗で当てはめ、残差二乗和が最小の解を採った。探索範囲は、a₁を0.05〜2.50、μ₁を0.02〜max(0.60T, t_pk＋0.05) s、σ₁を0.015〜0.30 s、α₁を0〜8、a₂を0.02〜2.00、Δμを0.08〜min(0.60, 0.85T) s、σ₂を0.015〜0.35 s、α₂を0〜8とした（Tは拍長、t_pkは正規化した拍の最大値の時刻）。歪度を非負に限ったのは、負の歪みを許すと重複切痕を欠く波形で振幅比の同定性が悪化するためである。Δμの下限0.08 sは2成分が実質的に縮退するのを、上限0.60 sは次の拍を拾うのを防ぐ。</w:t>
+      </w:r>
+    </w:p>
+    <w:p>
+      <w:pPr>
+        <w:spacing w:after="120" w:line="300"/>
+        <w:ind w:firstLine="210"/>
+      </w:pPr>
+      <w:r>
+        <w:rPr>
+          <w:rFonts w:ascii="游明朝" w:cs="游明朝" w:eastAsia="游明朝" w:hAnsi="游明朝"/>
+          <w:b/>
+          <w:bCs/>
+          <w:color w:val="000000"/>
+        </w:rPr>
+        <w:t xml:space="preserve">当てはめの採否　</w:t>
+      </w:r>
+      <w:r>
+        <w:rPr>
+          <w:rFonts w:ascii="游明朝" w:cs="游明朝" w:eastAsia="游明朝" w:hAnsi="游明朝"/>
+          <w:color w:val="000000"/>
+        </w:rPr>
+        <w:t xml:space="preserve">許容差を10⁻³として、次の3つの検算をすべて通過した当てはめのみを採用した。第一に、いずれの母数も探索範囲の境界から10⁻³以内にないこと。ただし歪度の下限0は対称なガウス関数という正当な解であるため境界判定から除く。第二に、2成分のピーク高さの小さい方が正規化スケールで0.02以上であること。第三に、残差二乗和が最良解の1.15倍以内でΔμが0.03 s以上異なる競合解のうち、反射係数が0.08以上異なるものが存在しないことである。</w:t>
+      </w:r>
+    </w:p>
+    <w:p>
+      <w:pPr>
+        <w:spacing w:after="120" w:line="300"/>
+        <w:ind w:firstLine="210"/>
+      </w:pPr>
+      <w:r>
+        <w:rPr>
+          <w:rFonts w:ascii="游明朝" w:cs="游明朝" w:eastAsia="游明朝" w:hAnsi="游明朝"/>
+          <w:color w:val="000000"/>
+        </w:rPr>
+        <w:t xml:space="preserve">なお、Δμを固定して他の母数を再当てはめた残差曲線の谷幅は採否に用いていない。合成データにおいて、正しい解に収束した拍と別解に落ちた拍とで谷幅とΔTの比がともに中央値0.21で重なり、閾値をどこに置いても弁別できなかったためである。</w:t>
+      </w:r>
+    </w:p>
+    <w:p>
+      <w:pPr>
+        <w:spacing w:after="120" w:line="300"/>
+        <w:ind w:firstLine="210"/>
+      </w:pPr>
+      <w:r>
+        <w:rPr>
+          <w:rFonts w:ascii="游明朝" w:cs="游明朝" w:eastAsia="游明朝" w:hAnsi="游明朝"/>
+          <w:b/>
+          <w:bCs/>
+          <w:color w:val="000000"/>
+        </w:rPr>
+        <w:t xml:space="preserve">指標の定義　</w:t>
+      </w:r>
+      <w:r>
+        <w:rPr>
+          <w:rFonts w:ascii="游明朝" w:cs="游明朝" w:eastAsia="游明朝" w:hAnsi="游明朝"/>
+          <w:color w:val="000000"/>
+        </w:rPr>
+        <w:t xml:space="preserve">歪度が0でないとき成分のピークはμに一致しないため、ピークの時刻t_peak,kと高さh_kは当てはめ区間を4,000点に離散化して数値的に求めた。指標は次のとおりである。</w:t>
+      </w:r>
+    </w:p>
+    <w:p>
+      <w:pPr>
+        <w:spacing w:after="90" w:before="90" w:line="300"/>
+      </w:pPr>
+      <w:r>
+        <w:rPr>
+          <w:rFonts w:ascii="游明朝" w:cs="游明朝" w:eastAsia="游明朝" w:hAnsi="游明朝"/>
+          <w:color w:val="000000"/>
+        </w:rPr>
+        <w:t xml:space="preserve">　ΔT ＝ t_peak,2 − t_peak,1　(4)</w:t>
+      </w:r>
+    </w:p>
+    <w:p>
+      <w:pPr>
+        <w:spacing w:after="90" w:before="90" w:line="300"/>
+      </w:pPr>
+      <w:r>
+        <w:rPr>
+          <w:rFonts w:ascii="游明朝" w:cs="游明朝" w:eastAsia="游明朝" w:hAnsi="游明朝"/>
+          <w:color w:val="000000"/>
+        </w:rPr>
+        <w:t xml:space="preserve">　RI ＝ h₂／h₁　(5)</w:t>
+      </w:r>
+    </w:p>
+    <w:p>
+      <w:pPr>
+        <w:spacing w:after="90" w:before="90" w:line="300"/>
+      </w:pPr>
+      <w:r>
+        <w:rPr>
+          <w:rFonts w:ascii="游明朝" w:cs="游明朝" w:eastAsia="游明朝" w:hAnsi="游明朝"/>
+          <w:color w:val="000000"/>
+        </w:rPr>
+        <w:t xml:space="preserve">　SI ＝ H／ΔT　(6)</w:t>
+      </w:r>
+    </w:p>
+    <w:p>
+      <w:pPr>
+        <w:spacing w:after="120" w:line="300"/>
+        <w:ind w:firstLine="210"/>
+      </w:pPr>
+      <w:r>
+        <w:rPr>
+          <w:rFonts w:ascii="游明朝" w:cs="游明朝" w:eastAsia="游明朝" w:hAnsi="游明朝"/>
+          <w:color w:val="000000"/>
+        </w:rPr>
+        <w:t xml:space="preserve">Hは身長である。RIは振幅母数の比a₂/a₁ではなくピーク高さの比である。歪みガウス関数ではピーク高さが歪度と幅にも依存するため、両者は一致しない。症例内でHは定数であるから、相対変化については 1＋ΔSI% ＝ 1／(1＋ΔT%) が厳密に成り立つ。すなわちSIとΔTは線形ではなく逆数の関係にあり、両者で回した回帰は一致せず（決定係数0.0412対0.0449）、順位相関では単調変換であるため符号が反転するのみである。以下ではモデルにΔSI%を用い、文献比較のためにΔTを併記する。</w:t>
+      </w:r>
+    </w:p>
+    <w:p>
+      <w:pPr>
+        <w:spacing w:after="120" w:line="300"/>
+        <w:ind w:firstLine="210"/>
+      </w:pPr>
+      <w:r>
+        <w:rPr>
+          <w:rFonts w:ascii="游明朝" w:cs="游明朝" w:eastAsia="游明朝" w:hAnsi="游明朝"/>
+          <w:color w:val="000000"/>
+        </w:rPr>
+        <w:t xml:space="preserve">スティフネス指標および反射係数の定義は文献間で統一されていない。そこで実データを参照する前に、真値既知の合成脈波で候補となる定義を比較し、上記のとおり凍結した（ΔTは候補5定義、RIは候補3定義のうち最も頑健なもの）。立ち上がり間ΔT、振幅母数比、成分面積比の代替定義および3成分分解は感度解析として事前指定した。</w:t>
       </w:r>
     </w:p>
     <w:p>
@@ -451,7 +650,32 @@
           <w:rFonts w:ascii="游明朝" w:cs="游明朝" w:eastAsia="游明朝" w:hAnsi="游明朝"/>
           <w:color w:val="000000"/>
         </w:rPr>
-        <w:t xml:space="preserve">各症例において、初回ウィンドウからのPWTTの相対変化を、同時刻のΔTとRIの相対変化に回帰した。相対変化は較正点で0となるため、事前指定の推定は原点を通す形とした。プールした決定係数と95%信頼区間つきの係数、および症例内決定係数の分布を報告する。この解析は参照COを一切用いないため、上記の参照標準の限界の影響を受けない。</w:t>
+        <w:t xml:space="preserve">各症例の初回ウィンドウを較正点とし、量xの相対変化を Δx%(t) ＝ (x(t) − x(1))／max(|x(1)|, 0.05・median|x|) と定義した。分母に系列の中央絶対値の5%の床を置いたのは、初回値が0近傍の症例で比が発散するのを防ぐためである。前提の検証は</w:t>
+      </w:r>
+    </w:p>
+    <w:p>
+      <w:pPr>
+        <w:spacing w:after="90" w:before="90" w:line="300"/>
+      </w:pPr>
+      <w:r>
+        <w:rPr>
+          <w:rFonts w:ascii="游明朝" w:cs="游明朝" w:eastAsia="游明朝" w:hAnsi="游明朝"/>
+          <w:color w:val="000000"/>
+        </w:rPr>
+        <w:t xml:space="preserve">　ΔPWTT%(t) ＝ β_SI・ΔSI%(t) ＋ β_RI・ΔRI%(t) ＋ ε(t)　(7)</w:t>
+      </w:r>
+    </w:p>
+    <w:p>
+      <w:pPr>
+        <w:spacing w:after="120" w:line="300"/>
+        <w:ind w:firstLine="210"/>
+      </w:pPr>
+      <w:r>
+        <w:rPr>
+          <w:rFonts w:ascii="游明朝" w:cs="游明朝" w:eastAsia="游明朝" w:hAnsi="游明朝"/>
+          <w:color w:val="000000"/>
+        </w:rPr>
+        <w:t xml:space="preserve">とした。相対変化は較正点で0となるため、事前指定の推定は設計行列に定数列を含めない原点通過とした。一方で決定係数の分母は平均まわりの平方和とするため、この値は0近傍にも負にもなりうる。事前指定した統計量はこの値であり、切片を加えて再当てはめした通常の決定係数も併記する。プールした決定係数と95%信頼区間つきの係数、および症例内決定係数の分布を報告する。この解析は参照COを一切用いないため、上記の参照標準の限界の影響を受けない。</w:t>
       </w:r>
     </w:p>
     <w:p>
@@ -512,7 +736,32 @@
           <w:rFonts w:ascii="游明朝" w:cs="游明朝" w:eastAsia="游明朝" w:hAnsi="游明朝"/>
           <w:color w:val="000000"/>
         </w:rPr>
-        <w:t xml:space="preserve">公表されたPWTT型の推定式を再現した対照推定器と、較正定数を血管指標で補正した提案推定器を比較した1,3）。対照推定器の較正定数は年齢・性別・身長・体重の回帰から求め、提案推定器では両指標の症例内相対変化について一次の補正を加えた。いずれも各症例の初回ウィンドウで較正し、症例単位の5分割交差検証で評価した。主要評価項目はCritchleyらの誤差率とし33）、提案と対照の差は症例単位のブートストラップ（2,000回）で検定した。Bland-Altmanのバイアスと一致限界、および除外帯0.5 L/minの4象限一致率を記述的に報告する37）。実機の係数は非公開であるため、この対照推定器は公表式の再現であって実機そのものではなく、本稿では一貫してPWTT型推定器と呼ぶ。</w:t>
+        <w:t xml:space="preserve">公表されたPWTT型の推定式を再現した対照推定器と、較正定数を血管指標で補正した提案推定器を比較した1,3）。対照推定器の較正定数は年齢・性別・身長・体重の回帰から求め、較正点のCOとΔPWTTの一次式とした。提案推定器はその出力に</w:t>
+      </w:r>
+    </w:p>
+    <w:p>
+      <w:pPr>
+        <w:spacing w:after="90" w:before="90" w:line="300"/>
+      </w:pPr>
+      <w:r>
+        <w:rPr>
+          <w:rFonts w:ascii="游明朝" w:cs="游明朝" w:eastAsia="游明朝" w:hAnsi="游明朝"/>
+          <w:color w:val="000000"/>
+        </w:rPr>
+        <w:t xml:space="preserve">　ĈO_prop(t) ＝ ĈO_ctrl(t)・clip(1 ＋ c_SI・ΔSI%(t) ＋ c_RI・ΔRI%(t), 0.3, 3.0)　(8)</w:t>
+      </w:r>
+    </w:p>
+    <w:p>
+      <w:pPr>
+        <w:spacing w:after="120" w:line="300"/>
+        <w:ind w:firstLine="210"/>
+      </w:pPr>
+      <w:r>
+        <w:rPr>
+          <w:rFonts w:ascii="游明朝" w:cs="游明朝" w:eastAsia="游明朝" w:hAnsi="游明朝"/>
+          <w:color w:val="000000"/>
+        </w:rPr>
+        <w:t xml:space="preserve">の乗算補正を加えたものである。補正係数cは導出foldにおいて、対照推定器の相対残差 CO_ref/ĈO_ctrl − 1 に対する原点通過の最小二乗で求めた。説明変数の組は（ΔSI%, ΔRI%）、（ΔMAP%）、その両方の3通りとした。いずれも各症例の初回ウィンドウで較正し、症例単位の5分割交差検証で評価した。主要評価項目はCritchleyらの誤差率 PE ＝ 1.96・SD(ĈO − CO_ref)／mean(CO_ref) とし33）、提案と対照の差は症例単位のブートストラップ（2,000回）で検定した。Bland-Altmanのバイアスと一致限界、および除外帯0.5 L/minの4象限一致率を記述的に報告する37）。実機の係数は非公開であるため、この対照推定器は公表式の再現であって実機そのものではなく、本稿では一貫してPWTT型推定器と呼ぶ。</w:t>
       </w:r>
     </w:p>
     <w:p>
@@ -933,7 +1182,7 @@
           <w:rFonts w:ascii="游明朝" w:cs="游明朝" w:eastAsia="游明朝" w:hAnsi="游明朝"/>
           <w:color w:val="000000"/>
         </w:rPr>
-        <w:t xml:space="preserve">本研究には複数の限界がある。第一に、本データベースで得られる参照COは主に動脈圧波形由来であり（解析862例中846例、FloTrac系）、独立した標準ではない。これは副次の精度解析に影響するが、参照COを用いない主解析には影響しない。利用可能な独立参照は肺動脈熱希釈5例と食道ドプラ11例であり、推論には少なすぎるため記述のみとした。第二に、副次の精度解析は60秒ウィンドウを用いたが、応答時間の異なるCOモニタの比較には20〜30分の移動平均を要するとの指摘がある11）。そこで5分および20分でも繰り返したところ、平均化により両群とも誤差率は低下したが、いずれの集約レベルでも補正は精度を改善しなかった。またこの論点は、拍レベル・症例内・参照非依存の主解析には当たらない。第三に、本研究は単一データベース・単一施設の後ろ向き解析であり、統制された血管運動負荷を伴わない。移植可能性を判断できるよう対象特性を完全に報告した。第四に、実機の係数は非公開であるため、対照推定器は公表式の再現であって実機ではない。第五に、2成分分解における成分の帰属は、物理的に異なる波に対応する保証がなく21）、事前指定した3成分分解でも説明割合は上がらず、in silicoではスティフネスへの応答が不連続であった。より具体的には、2カーネルの選択の根拠とした分解アルゴリズムの比較自体が、2カーネルでは反射が単一成分に凝縮され、収縮期成分と特定の反射との関係を評価できないと報告している24）。本研究の指標はその関係であるから、模型の次数が測ろうとした量に適合していなかった。関連する選択も同じ方向を指す。本模型は拡張期の下降を表す項を持たないためいずれかの成分がこれを吸収せざるをえず、実測7,805拍で基底関数を比較した研究は、指数減衰の裾を持つ3成分のガンマ模型を、いかなる2成分の模型よりもはるかに高い頻度で選択している23）。また我々の収束検算は、当てはめた成分が意図した波形上の特徴の上に載ったかを検査していない。血管指標は当てはめ全体の良さではなく特徴点の位置に依存するため、この検査は不可欠であると論じられている29）。第六に、スティフネス指標と反射係数は主に安静時の指標として開発されており17,18）、術中の急性変化への外挿はそれ自体が仮定である。第七に、凍結後に追加した3つの解析は探索的である。in silicoの集団は麻酔も血管作動薬も含まない健常加齢のモデルであり、指標の構成を検証するものであって術中の挙動を検証するものではない。関連して、本研究が検証したのは事前指定した脈波分解由来の指標であり、in silicoの比較はランドマーク法由来の指標であれば異なる挙動を示しうることを示している。本研究の結果を、光電容積脈波由来の血管指標一般についての言明と読むべきではない。またこの比較を、分解とランドマーク解析の一般的な優劣として読むべきでもない。仮想波形は雑音がなくランドマークが明瞭であり、分解にとって最も不利な条件である一方、我々の2カーネル実装は逆の条件に合わせて構成されていた。最後に、光電容積脈波チャネルは処理済みのモニタ出力である。陽性対照が示すとおりタイミング情報はその処理を明らかに生き延びるが、振幅情報は生き延びないようである。反射係数は同じ対照を通過しなかったため、本研究は波動反射がPWTTを追うか否かについて何も言えない。それを検証するには、利得の挙動が文書化された光電容積脈波の信号源が必要である。</w:t>
+        <w:t xml:space="preserve">本研究には複数の限界がある。第一に、本データベースで得られる参照COは主に動脈圧波形由来であり（解析862例中846例、FloTrac系）、独立した標準ではない。これは副次の精度解析に影響するが、参照COを用いない主解析には影響しない。利用可能な独立参照は肺動脈熱希釈5例と食道ドプラ11例であり、推論には少なすぎるため記述のみとした。第二に、副次の精度解析は60秒ウィンドウを用いたが、応答時間の異なるCOモニタの比較には20〜30分の移動平均を要するとの指摘がある11）。そこで5分および20分でも繰り返したところ、平均化により両群とも誤差率は低下したが、いずれの集約レベルでも補正は精度を改善しなかった。またこの論点は、拍レベル・症例内・参照非依存の主解析には当たらない。第三に、本研究は単一データベース・単一施設の後ろ向き解析であり、統制された血管運動負荷を伴わない。移植可能性を判断できるよう対象特性を完全に報告した。第四に、実機の係数は非公開であるため、対照推定器は公表式の再現であって実機ではない。第五に、2成分分解における成分の帰属は、物理的に異なる波に対応する保証がなく21）、事前指定した3成分分解でも説明割合は上がらず、in silicoではスティフネスへの応答が不連続であった。より具体的には、2カーネルの選択の根拠とした分解アルゴリズムの比較自体が、2カーネルでは反射が単一成分に凝縮され、収縮期成分と特定の反射との関係を評価できないと報告している24）。本研究の指標はその関係であるから、模型の次数が測ろうとした量に適合していなかった。関連する選択も同じ方向を指す。本模型は拡張期の下降を表す項を持たないためいずれかの成分がこれを吸収せざるをえず、実測7,805拍で基底関数を比較した研究は、指数減衰の裾を持つ3成分のガンマ模型を、いかなる2成分の模型よりもはるかに高い頻度で選択している23）。また我々の収束検算は、当てはめた成分が意図した波形上の特徴の上に載ったかを検査していない。血管指標は当てはめ全体の良さではなく特徴点の位置に依存するため、この検査は不可欠であると論じられている41）。第六に、スティフネス指標と反射係数は主に安静時の指標として開発されており17,18）、術中の急性変化への外挿はそれ自体が仮定である。第七に、凍結後に追加した3つの解析は探索的である。in silicoの集団は麻酔も血管作動薬も含まない健常加齢のモデルであり、指標の構成を検証するものであって術中の挙動を検証するものではない。関連して、本研究が検証したのは事前指定した脈波分解由来の指標であり、in silicoの比較はランドマーク法由来の指標であれば異なる挙動を示しうることを示している。本研究の結果を、光電容積脈波由来の血管指標一般についての言明と読むべきではない。またこの比較を、分解とランドマーク解析の一般的な優劣として読むべきでもない。仮想波形は雑音がなくランドマークが明瞭であり、分解にとって最も不利な条件である一方、我々の2カーネル実装は逆の条件に合わせて構成されていた。最後に、光電容積脈波チャネルは処理済みのモニタ出力である。陽性対照が示すとおりタイミング情報はその処理を明らかに生き延びるが、振幅情報は生き延びないようである。反射係数は同じ対照を通過しなかったため、本研究は波動反射がPWTTを追うか否かについて何も言えない。それを検証するには、利得の挙動が文書化された光電容積脈波の信号源が必要である。</w:t>
       </w:r>
     </w:p>
     <w:p>

--- a/docs/manuscript/論文1_和文要旨_本文.docx
+++ b/docs/manuscript/論文1_和文要旨_本文.docx
@@ -701,20 +701,20 @@
           <w:rFonts w:ascii="游明朝" w:cs="游明朝" w:eastAsia="游明朝" w:hAnsi="游明朝"/>
           <w:color w:val="000000"/>
         </w:rPr>
-        <w:t xml:space="preserve">自己相関のみでは測定の失敗を否定できない。緩やかなアーチファクトや整定中の利得も自己相関は高いが血管情報を持たないからである。そこで、指標が血管情報を保持しているならば必ず現れる関係を陽性対照として加えた。加齢に伴う動脈硬化は反射波の帰還を早めるため、症例間でΔTは短縮しSIは上昇するはずである38）。患者年齢と症例中央値のΔT・SI・RIの順位相関、および陰性対照として症例IDとΔTの順位相関を検定し、副次的に高血圧既往の有無で比較した。この解析は解析計画の凍結後に追加したものであり探索的として報告する。事前指定のエンドポイントは変更していない。</w:t>
-      </w:r>
-    </w:p>
-    <w:p>
-      <w:pPr>
-        <w:spacing w:after="120" w:line="300"/>
-        <w:ind w:firstLine="210"/>
-      </w:pPr>
-      <w:r>
-        <w:rPr>
-          <w:rFonts w:ascii="游明朝" w:cs="游明朝" w:eastAsia="游明朝" w:hAnsi="游明朝"/>
-          <w:color w:val="000000"/>
-        </w:rPr>
-        <w:t xml:space="preserve">陽性対照は症例間で計算され、参照COも症例内変化も用いないため主要エンドポイントとは独立である。したがって、陽性対照を通過しなかった指標は事前指定の主回帰には残すがその係数から結論を導かないことを事前に決めた。測定可能であると示されていない量について、陰性の結果は解釈しえないからである。後述のとおりΔTは通過しRIは通過しなかったが、この判定は対照のみに基づき、前提検証の結果を参照する前に行った。</w:t>
+        <w:t xml:space="preserve">自己相関のみでは測定の失敗を否定できない。緩やかなアーチファクトや整定中の利得も自己相関は高いが血管情報を持たないからである。そこで、指標が血管情報を保持しているならば必ず現れる関係を陽性対照として加えた。加齢に伴う動脈硬化は反射波の帰還を早めるため、症例間でΔTは短縮しSIは上昇するはずである38）。**この予測が及ぶのはΔTとSI、すなわち時間に由来する指標だけである。**引用した文献は身長と時間差から作るスティフネス指標を頸動脈–大腿動脈脈波伝播速度と対比したものであり、振幅比である反射係数について向きを予測していない。したがって**陽性対照はΔTとSIに対して置き、RIの年齢との関連は記述として併記する。**患者年齢と症例中央値のΔT・SI・RIの順位相関、および陰性対照として症例IDとΔTの順位相関を検定し、副次的に高血圧既往の有無で比較した。この解析は解析計画の凍結後に追加したものであり探索的として報告する。事前指定のエンドポイントは変更していない。</w:t>
+      </w:r>
+    </w:p>
+    <w:p>
+      <w:pPr>
+        <w:spacing w:after="120" w:line="300"/>
+        <w:ind w:firstLine="210"/>
+      </w:pPr>
+      <w:r>
+        <w:rPr>
+          <w:rFonts w:ascii="游明朝" w:cs="游明朝" w:eastAsia="游明朝" w:hAnsi="游明朝"/>
+          <w:color w:val="000000"/>
+        </w:rPr>
+        <w:t xml:space="preserve">陽性対照は症例間で計算され、参照COも症例内変化も用いないため主要エンドポイントとは独立である。したがって、陽性対照を通過しなかった指標は事前指定の主回帰には残すがその係数から結論を導かないことを事前に決めた。測定可能であると示されていない量について、陰性の結果は解釈しえないからである。後述のとおりΔTは通過した。**RIについては、陽性対照が向きを予測しない以上その不通過を根拠にはできない。**代わりに**症例内変動係数**を測定の安定性の指標として用いる。RIは生理的には0.2〜0.5に収まるはずの比でありながら、症例内変動係数が0.680で、ΔTの0.228の3倍である。**この一点をもって、RIは報告するがその係数から結論を導かないと判断した。**いずれの判断も対照および測定の安定性のみに基づき、前提検証の結果を参照する前に行った。</w:t>
       </w:r>
     </w:p>
     <w:p>
@@ -805,7 +805,7 @@
           <w:rFonts w:ascii="游明朝" w:cs="游明朝" w:eastAsia="游明朝" w:hAnsi="游明朝"/>
           <w:color w:val="000000"/>
         </w:rPr>
-        <w:t xml:space="preserve">代替指標定義、3成分分解、アンサンブルのノイズ目標を0.002および0.004に変更した解析、品質指標の閾値を変更した解析、非FloTrac部分集合16例の別途解析、パイプライン開発に用いた15例を除外した解析を事前指定した。再抽出を要する変種は、凍結した分解を生波形から主解析と同一のウィンドウに当て直す別プログラムで計算し、PWTT、心拍数、血圧、参照COは主解析の値を用いた。同一定義での再実行を、このプログラムが主解析の指標を再現することの確認として含めた。</w:t>
+        <w:t xml:space="preserve">代替指標定義、3成分分解、アンサンブルのノイズ目標を0.002および0.004に変更した解析、品質指標の閾値を変更した解析、非FloTrac部分集合16例の別途解析、パイプライン開発に用いた15例を除外した解析を事前指定した。再抽出を要する代替定義は、凍結した分解を生波形から主解析と同一のウィンドウに当て直す別プログラムで計算し、PWTT、心拍数、血圧、参照COは主解析の値を用いた。同一定義での再実行を、このプログラムが主解析の指標を再現することの確認として含めた。</w:t>
       </w:r>
     </w:p>
     <w:p>
@@ -911,7 +911,7 @@
           <w:rFonts w:ascii="游明朝" w:cs="游明朝" w:eastAsia="游明朝" w:hAnsi="游明朝"/>
           <w:color w:val="000000"/>
         </w:rPr>
-        <w:t xml:space="preserve">連続ウィンドウ間の1次自己相関はPWTTで+0.75、ΔT系指標で+0.50、RIで+0.43であり、雑音ではなく再現性のある生理を追う系列であることが示された。探索的な陽性対照（成人849例）では、ΔTは加齢とともに短縮し（ρ＝−0.197、95%信頼区間−0.261〜−0.131、p&lt;0.0001）、高血圧既往例でより短かった（中央値259対267 ms）。一方、RIは年齢と関連を示さず（ρ＝+0.041、p＝0.23）、本信号源では妥当性を確立できないと判断した。陰性対照である症例IDとΔTの順位相関はρ＝+0.078（95%信頼区間+0.011〜+0.145）であり、年齢・心拍数・平均血圧・参照装置で調整しても実質的に不変であった（ρ＝+0.072）。人口統計や測定済みの症例構成のドリフトでは説明されず原因は特定できていないが、加齢との関連に比べ分散にして1桁小さく（0.6%対3.9%）、陽性対照の解釈に影響しない。完全性のために報告する。</w:t>
+        <w:t xml:space="preserve">連続ウィンドウ間の1次自己相関はPWTTで+0.75、ΔT系指標で+0.50、RIで+0.43であり、雑音ではなく再現性のある生理を追う系列であることが示された。探索的な陽性対照（成人849例）では、ΔTは加齢とともに短縮し（ρ＝−0.197、95%信頼区間−0.261〜−0.131、p&lt;0.0001）、高血圧既往例でより短かった（中央値259対267 ms）。RIは年齢と関連を示さなかったが（ρ＝+0.041、p＝0.23）、**引用した文献はRIの向きを予測していないため、これは記述である。**RIについての判断は**症例内変動係数0.680**（ΔTは0.228）に基づき、生理的に0.2〜0.5に収まるはずの比としては大きすぎるため、本信号源では妥当性を確立できないとした。陰性対照である症例IDとΔTの順位相関はρ＝+0.078（95%信頼区間+0.011〜+0.145）であり、年齢・心拍数・平均血圧・参照装置で調整しても実質的に不変であった（ρ＝+0.072）。人口統計や測定済みの症例構成のドリフトでは説明されず原因は特定できていないが、加齢との関連に比べ分散にして1桁小さく（0.6%対3.9%）、陽性対照の解釈に影響しない。完全性のために報告する。</w:t>
       </w:r>
     </w:p>
     <w:p>
@@ -1003,7 +1003,7 @@
           <w:rFonts w:ascii="游明朝" w:cs="游明朝" w:eastAsia="游明朝" w:hAnsi="游明朝"/>
           <w:color w:val="000000"/>
         </w:rPr>
-        <w:t xml:space="preserve">パイプライン開発に用いた15例を除外してもすべての結論は不変であった（847例・158,445ウィンドウ、前提の決定係数0.005、係数−0.028および−0.003、症例内決定係数中央値0.102、符号一致78%、誤差率は両群とも26.9%、差+0.2ポイント、95%信頼区間+0.1〜+0.3）。ウィンドウを5分および20分に集約すると両群とも誤差率は低下したが（対照で60秒26.9%、5分23.9%〔844例〕、20分21.5%〔606例〕）、いずれの集約レベルでも補正は精度を改善しなかった（5分で差−0.1、95%信頼区間−0.2〜+0.1、20分で−0.2、95%信頼区間−0.5〜+0.0）。したがって精度に関する陰性の結果は60秒ウィンドウの産物ではない。前提の回帰に心拍数を加えると説明割合は0.000から0.077に上昇したが、血管指標の係数は実質的に不変であった（ΔSI −0.020、ΔRI −0.003、ΔHR −0.057）。症例内のPWTT変動は血管指標ではなく心拍数を追っており、血管側の陰性は心拍数の交絡による産物ではない。再抽出を要する変種9種を同一ウィンドウで計算した（表6）。事前指定した代替の振幅定義2種と立ち上がり間ΔT、3成分分解、アンサンブルのノイズ目標を0.002および0.004に振った解析、品質指標の閾値を5%および20%に振った解析である。凍結した分解を生波形から同一定義で再実行すると、全161,737ウィンドウでΔTとRIが完全に一致した。したがって以下の行の差は変更した定義だけによる。9変種を通じてΔPWTTの説明割合は−0.051から0.005、ΔSIの係数は−0.004から−0.032の範囲にとどまり、いずれの変種でも補正は誤差率を悪化させた（差+0.1から+0.4ポイント、95%信頼区間はいずれも0を含まない）。3成分分解でも代替の振幅定義でも説明割合は上昇しなかった。雑音の多いウィンドウを捨てる2変種、すなわちノイズ目標を厳格にして161,737中144,112ウィンドウを残した解析と品質閾値を厳格にして137,600ウィンドウを残した解析でも上昇せず（0.005および−0.036）、陰性が測定雑音による希釈の産物でないことを示した。ΔSIの係数が明らかに異なった立ち上がり間ΔTと3成分分解は症例内の符号一致も最も低く（61%および67%、主解析は78%）、同じ量をより粗く推定したものと解される。</w:t>
+        <w:t xml:space="preserve">パイプライン開発に用いた15例を除外してもすべての結論は不変であった（847例・158,445ウィンドウ、前提の決定係数0.005、係数−0.028および−0.003、症例内決定係数中央値0.102、符号一致78%、誤差率は両群とも26.9%、差+0.2ポイント、95%信頼区間+0.1〜+0.3）。ウィンドウを5分および20分に集約すると両群とも誤差率は低下したが（対照で60秒26.9%、5分23.9%〔844例〕、20分21.5%〔606例〕）、いずれの集約レベルでも補正は精度を改善しなかった（5分で差−0.1、95%信頼区間−0.2〜+0.1、20分で−0.2、95%信頼区間−0.5〜+0.0）。したがって精度に関する陰性の結果は60秒ウィンドウの産物ではない。前提の回帰に心拍数を加えると説明割合は0.000から0.077に上昇したが、血管指標の係数は実質的に不変であった（ΔSI −0.020、ΔRI −0.003、ΔHR −0.057）。症例内のPWTT変動は血管指標ではなく心拍数を追っており、血管側の陰性は心拍数の交絡による産物ではない。再抽出を要する代替定義9種を同一ウィンドウで計算した（表6）。事前指定した代替の振幅定義2種と立ち上がり間ΔT、3成分分解、アンサンブルのノイズ目標を0.002および0.004に振った解析、品質指標の閾値を5%および20%に振った解析である。凍結した分解を生波形から同一定義で再実行すると、全161,737ウィンドウでΔTとRIが完全に一致した。したがって以下の行の差は変更した定義だけによる。代替定義9種を通じてΔPWTTの説明割合は−0.051から0.005、ΔSIの係数は−0.004から−0.032の範囲にとどまり、いずれの代替定義でも補正は誤差率を悪化させた（差+0.1から+0.4ポイント、95%信頼区間はいずれも0を含まない）。3成分分解でも代替の振幅定義でも説明割合は上昇しなかった。雑音の多いウィンドウを捨てる代替定義2種、すなわちノイズ目標を厳格にして161,737中144,112ウィンドウを残した解析と品質閾値を厳格にして137,600ウィンドウを残した解析でも上昇せず（0.005および−0.036）、陰性が測定雑音による希釈の産物でないことを示した。ΔSIの係数が明らかに異なった立ち上がり間ΔTと3成分分解は症例内の符号一致も最も低く（61%および67%、主解析は78%）、同じ量をより粗く推定したものと解される。</w:t>
       </w:r>
     </w:p>
     <w:p>
@@ -1025,7 +1025,7 @@
           <w:rFonts w:ascii="游明朝" w:cs="游明朝" w:eastAsia="游明朝" w:hAnsi="游明朝"/>
           <w:color w:val="000000"/>
         </w:rPr>
-        <w:t xml:space="preserve">全身血管抵抗との関連では、204例においてRIとSVRの症例内相関の中央値は+0.098（符号検定p＝1.7×10⁻⁵）で予測の向きであったのに対し、SIはSVRと関連しなかった（中央値+0.049、p＝0.14）。平均血圧は+0.334（p＝4.8×10⁻¹⁵）であった。PWTTの分解では、末梢の項は可測性の関門を通過した（1次自己相関+0.654、変動係数0.037、症例内ドリフトなし）。R波から橈骨までのT1は180 ms（四分位範囲166〜192）であった。前駆出期を含まないΔ(T2−T1)は、ΔPWTTと同程度にしかΔTで説明されず（r²＝0.008、症例内ρ＝+0.122に対しΔPWTTでは+0.216）、主解析の陰性が前駆出期と伝播時間の逆向きの変化によって生じたものではないことが示された。症例内ではΔPWTTの分散の大半を末梢の項が占め（r²は0.534に対しΔT1では0.073、両者で0.977）、光電容積脈波の立ち上がりの時刻誤差はすべて末梢の項に入るという留保がつく。動脈圧波形由来の指標（拡張期減衰時定数と最大dP/dt）もΔPWTTを説明しなかった（r²＝0.015）。in silicoの構成概念妥当性では、仮想被験者4,374名のうち4,036名（92%）が収束検算を通過した。年齢層内でΔTは大動脈脈波伝播速度と6層すべてで予測どおり負に相関したが弱く（25歳から75歳の順にρ＝−0.14、−0.12、−0.09、−0.31、−0.52、−0.61、絶対値の中央値0.22）、事前に定めた0.3に届かなかった。RIは末梢血管抵抗と6層中5層で正に相関した（絶対値の中央値0.21、25歳の+0.49から75歳の−0.01へ低下）。いずれの規準も満たされなかった。要因配置において、ΔTに対する主効果は脈波伝播速度が最大であったが（−1 SDから+1 SDで−17%）、心拍数（−11%、ρ＝−0.54）と大動脈径（−13%）が同じ桁で効き、脈波伝播速度への応答は単調でなかった。他の因子をすべて基準値としたとき、ΔTは−1 SD、基準、+1 SDで332、353、251 ms、RIは0.325、0.254、0.647であり、第2成分が捉える波が入れ替わる挙動と整合する。RIを最も動かしたのは心拍数（−40%）と大動脈径（+33%）であった。3成分分解の変種はいずれも劣った。モデルの立ち上がり時刻から得た大動脈起始部から指尖までの真の伝播時間は96 ms（5〜95パーセンタイル66〜120）で、年齢層内で大動脈脈波伝播速度とρ＝−0.99で相関した一方、ΔTとこの真の伝播時間の相関は+0.19にとどまった。橈骨から指尖までの真の伝播時間は全集団で8 ms（4〜16 ms）であった。同じ規準をランドマーク法由来の指標に適用すると、2つの読みが分かれた。収縮期ピークと拡張期ピークの間隔は大動脈脈波伝播速度と絶対値の中央値0.71で相関し（6層すべてで負）、ランドマークのスティフネス指標は0.71、2次微分の加齢指数は0.89、ランドマークの反射係数は末梢血管抵抗と0.50であり、いずれも脈波分解由来の指標が満たさなかった規準を満たした。比較そのものの対照として加えたモデル出力の脈波到達時間は0.57であった。ランドマークの増大係数は満たさなかった（0.14）。要因配置では、ランドマークの間隔は脈波分解由来のものに比べ脈波伝播速度への感度が約2倍（−1 SDから+1 SDで−31%対−17%）、心拍数への感度が約4分の1（−2.6%対−10.9%）であった。記述として、ランドマークの反射係数は末梢血管抵抗（0.50）よりも脈波伝播速度（0.69）と強く相関した。早期振幅比による前提検証では、862例・161,638ウィンドウで指標が得られた（主解析の161,737に対し欠損率0.1%）。同一のウィンドウで再計算した主解析の値は0.044（切片あり）および0.000（原点通過）、平均血圧単独は0.139であり、いずれも確認的解析と一致した。早期振幅比による症例内PWTT変動の説明は0.0002（切片あり、原点通過では−0.105）で、係数は1%あたり−0.030であった。症例内で係数の符号が予測どおりに揃った割合は51%と偶然と同じ水準で、症例内順位相関の中央値は−0.003であった。連続ウィンドウ間の1次自己相関は0.394で、スティフネス指標の0.496および反射係数の0.431と同程度であった。事前に定めた読み方に照らし、指標を替えても症例内PWTT変動は説明されないと判定した。</w:t>
+        <w:t xml:space="preserve">全身血管抵抗との関連では、204例においてRIとSVRの症例内相関の中央値は+0.098（符号検定p＝1.7×10⁻⁵）で予測の向きであったのに対し、SIはSVRと関連しなかった（中央値+0.049、p＝0.14）。平均血圧は+0.334（p＝4.8×10⁻¹⁵）であった。PWTTの分解では、末梢の項は可測性の関門を通過した（1次自己相関+0.654、変動係数0.037、症例内ドリフトなし）。R波から橈骨までのT1は180 ms（四分位範囲166〜192）であった。前駆出期を含まないΔ(T2−T1)は、ΔPWTTと同程度にしかΔTで説明されず（r²＝0.008、症例内ρ＝+0.122に対しΔPWTTでは+0.216）、主解析の陰性が前駆出期と伝播時間の逆向きの変化によって生じたものではないことが示された。症例内ではΔPWTTの分散の大半を末梢の項が占め（r²は0.534に対しΔT1では0.073、両者で0.977）、光電容積脈波の立ち上がりの時刻誤差はすべて末梢の項に入るという留保がつく。動脈圧波形由来の指標（拡張期減衰時定数と最大dP/dt）もΔPWTTを説明しなかった（r²＝0.015）。in silicoの構成概念妥当性では、仮想被験者4,374名のうち4,036名（92%）が収束検算を通過した。年齢層内でΔTは大動脈脈波伝播速度と6層すべてで予測どおり負に相関したが弱く（25歳から75歳の順にρ＝−0.14、−0.12、−0.09、−0.31、−0.52、−0.61、絶対値の中央値0.22）、事前に定めた0.3に届かなかった。RIは末梢血管抵抗と6層中5層で正に相関した（絶対値の中央値0.21、25歳の+0.49から75歳の−0.01へ低下）。いずれの規準も満たされなかった。要因配置において、ΔTに対する主効果は脈波伝播速度が最大であったが（−1 SDから+1 SDで−17%）、心拍数（−11%、ρ＝−0.54）と大動脈径（−13%）が同じ桁で効き、脈波伝播速度への応答は単調でなかった。他の因子をすべて基準値としたとき、ΔTは−1 SD、基準、+1 SDで332、353、251 ms、RIは0.325、0.254、0.647であり、第2成分が捉える波が入れ替わる挙動と整合する。RIを最も動かしたのは心拍数（−40%）と大動脈径（+33%）であった。3成分分解の代替定義はいずれも劣った。モデルの立ち上がり時刻から得た大動脈起始部から指尖までの真の伝播時間は96 ms（5〜95パーセンタイル66〜120）で、年齢層内で大動脈脈波伝播速度とρ＝−0.99で相関した一方、ΔTとこの真の伝播時間の相関は+0.19にとどまった。橈骨から指尖までの真の伝播時間は全集団で8 ms（4〜16 ms）であった。同じ規準をランドマーク法由来の指標に適用すると、2つの読みが分かれた。収縮期ピークと拡張期ピークの間隔は大動脈脈波伝播速度と絶対値の中央値0.71で相関し（6層すべてで負）、ランドマークのスティフネス指標は0.71、2次微分の加齢指数は0.89、ランドマークの反射係数は末梢血管抵抗と0.50であり、いずれも脈波分解由来の指標が満たさなかった規準を満たした。比較そのものの対照として加えたモデル出力の脈波到達時間は0.57であった。ランドマークの増大係数は満たさなかった（0.14）。要因配置では、ランドマークの間隔は脈波分解由来のものに比べ脈波伝播速度への感度が約2倍（−1 SDから+1 SDで−31%対−17%）、心拍数への感度が約4分の1（−2.6%対−10.9%）であった。記述として、ランドマークの反射係数は末梢血管抵抗（0.50）よりも脈波伝播速度（0.69）と強く相関した。早期振幅比による前提検証では、862例・161,638ウィンドウで指標が得られた（主解析の161,737に対し欠損率0.1%）。同一のウィンドウで再計算した主解析の値は0.044（切片あり）および0.000（原点通過）、平均血圧単独は0.139であり、いずれも確認的解析と一致した。早期振幅比による症例内PWTT変動の説明は0.0002（切片あり、原点通過では−0.105）で、係数は1%あたり−0.030であった。症例内で係数の符号が予測どおりに揃った割合は51%と偶然と同じ水準で、症例内順位相関の中央値は−0.003であった。連続ウィンドウ間の1次自己相関は0.394で、スティフネス指標の0.496および反射係数の0.431と同程度であった。事前に定めた読み方に照らし、指標を替えても症例内PWTT変動は説明されないと判定した。</w:t>
       </w:r>
     </w:p>
     <w:p>
@@ -1078,7 +1078,7 @@
           <w:rFonts w:ascii="游明朝" w:cs="游明朝" w:eastAsia="游明朝" w:hAnsi="游明朝"/>
           <w:color w:val="000000"/>
         </w:rPr>
-        <w:t xml:space="preserve">反射係数については妥当性を確立できず、その結果は情報を持たない。ΔTが通過した同じ陽性対照を、RIは通過しなかった。成人849例で年齢とまったく関連せず（ρ＝+0.041、p＝0.23）、症例内でも、有界な比であるにもかかわらず変動係数0.70とΔTの3倍動きながら平均血圧との結びつきはΔTより弱く、生理ではなく雑音の振る舞いを示した。最も可能性の高い説明は、モニタの表示処理系における利得制御が、まさにRIの依拠する振幅情報を減衰させていることである。したがってRIは報告するがそこから結論は導かない。その陰性は生理についてではなく、この信号源から何が復元できるかについての言明である。これは、振幅由来の指標があらゆる血管参照に対して機能しなかったとする先行報告の独立した再現でもある22）。この判断は主要エンドポイントと独立な陽性対照のみに基づき、前提検証の結果を参照せずに行ったものであり、事前指定の主解析は変更していない。</w:t>
+        <w:t xml:space="preserve">反射係数については妥当性を確立できず、その結果は情報を持たない。根拠は**測定の安定性**である。RIは生理的には0.2〜0.5に収まるはずの比でありながら、症例内変動係数が0.680とΔTの0.228の3倍動き、それでいて平均血圧との結びつきはΔTより弱く、生理ではなく雑音の振る舞いを示した。成人849例で年齢とも関連しなかったが（ρ＝+0.041、p＝0.23）、**引用した文献は時間に由来する指標について向きを予測したものであり、振幅比についてではないため、これは補助的な記述にとどめる。**最も可能性の高い説明は、モニタの表示処理系における利得制御が、まさにRIの依拠する振幅情報を減衰させていることである。したがってRIは報告するがそこから結論は導かない。その陰性は生理についてではなく、この信号源から何が復元できるかについての言明である。これは、振幅由来の指標があらゆる血管参照に対して機能しなかったとする先行報告の独立した再現でもある22）。この判断は測定の安定性と、主要エンドポイントと独立な対照のみに基づき、前提検証の結果を参照せずに行ったものであり、事前指定の主解析は変更していない。</w:t>
       </w:r>
     </w:p>
     <w:p>

--- a/docs/manuscript/論文1_和文要旨_本文.docx
+++ b/docs/manuscript/論文1_和文要旨_本文.docx
@@ -276,7 +276,7 @@
           <w:rFonts w:ascii="游明朝" w:cs="游明朝" w:eastAsia="游明朝" w:hAnsi="游明朝"/>
           <w:color w:val="000000"/>
         </w:rPr>
-        <w:t xml:space="preserve">統計解析計画は、いかなる波形データも解析する前に確定し凍結した。指標の定義、品質閾値、モデルの仕様、解釈規準のすべてを含む。測定パイプラインの開発と検証には真値既知の合成信号のみを用いた。凍結した計画と全解析コードは公開されており（github.com/nobumitsu-3141/ppg-study）、凍結の第三者タイムスタンプとしてZenodoに登録した（doi:10.5281/zenodo.22167118、タグsap-v0.3、コミット407f226、凍結日2026年8月28日）。</w:t>
+        <w:t xml:space="preserve">統計解析計画は、いかなる波形データも解析する前に確定し凍結した。指標の定義、品質閾値、モデルの仕様、解釈規準のすべてを含む。測定パイプラインの開発と検証には真値既知の合成信号のみを用いた。凍結した計画と全解析コードは公開されており（github.com/nobumitsu-3141/ppg-pda-analysis）、Zenodoに登録してある（doi:10.5281/zenodo.22676039、v1.0.0）。凍結そのものについては、これに先立つ第三者タイムスタンプをZenodoに登録した（doi:10.5281/zenodo.22167118、タグsap-v0.3、コミット407f226、凍結日2026年8月28日）。</w:t>
       </w:r>
     </w:p>
     <w:p>

--- a/docs/manuscript/論文1_和文要旨_本文.docx
+++ b/docs/manuscript/論文1_和文要旨_本文.docx
@@ -97,7 +97,7 @@
           <w:rFonts w:ascii="游明朝" w:cs="游明朝" w:eastAsia="游明朝" w:hAnsi="游明朝"/>
           <w:color w:val="000000"/>
         </w:rPr>
-        <w:t xml:space="preserve">862例・161,737個の60秒ウィンドウを解析した。血管指標はPWTTの症例内変動をほとんど説明しなかった（事前指定の原点通過回帰でr²＝0.000、切片を加えると0.044）。同じデータで平均血圧単独は0.139を説明しており、PWTTに血管性の成分は実在するが、これらの指標では捉えられていないことが示された。ΔTの係数は78%の症例で仮説と同方向であったが、ΔTが10%変化してもPWTTは0.27%しか変化しなかった。ΔTは加齢と期待どおりの関連を示した一方（ρ＝−0.197、95%信頼区間−0.261〜−0.131）、RIは年齢と関連せず（ρ＝+0.041）、本信号源では妥当性を確立できなかった。仮想集団では、脈波分解由来のΔTは年齢層内で大動脈脈波伝播速度と6層すべてで予測の向きに相関したが弱く（絶対値の中央値0.22）、RIと末梢血管抵抗も0.21にとどまった。一方、同じ波形からランドマーク法で得た指標は同じ規準を満たした（ΔT 0.71、反射係数0.50、2次微分の加齢指数0.89）。PWTTを分割すると、前駆出期を含む項は症例内分散の7%にとどまり、変動の大半は末梢の光電容積脈波側の区間にあった。較正定数の補正は精度を改善せず、誤差率は対照26.9%に対し補正27.2%であった（差+0.2ポイント、95%信頼区間+0.1〜+0.4）。構成概念妥当性と実機での同定可能性をともに満たす唯一の指標である早期振幅比で前提検証をやり直すと、説明割合は0.0002に低下し、症例内の符号の一貫性も51%と偶然の水準になった。</w:t>
+        <w:t xml:space="preserve">862例・161,737個の60秒ウィンドウを解析した。血管指標はPWTTの症例内変動をほとんど説明しなかった（事前指定の原点通過回帰でr²＝0.000、切片を加えると0.044）。同じデータで平均血圧単独は0.139を説明しており、PWTTに血管性の成分は実在するが、これらの指標では捉えられていないことが示された。ΔTの係数は78%の症例で仮説と同方向であったが、ΔTが10%変化してもPWTTは0.27%しか変化しなかった。ΔTは加齢と期待どおりの関連を示した一方（ρ＝−0.197、95%信頼区間−0.261〜−0.131）、RIは年齢と関連せず（ρ＝+0.041）、本信号源では妥当性を確立できなかった。仮想集団では、脈波分解由来のΔTは年齢層内で大動脈脈波伝播速度と6層すべてで予測の向きに相関したが弱く（絶対値の中央値0.22）、RIと末梢血管抵抗も0.21にとどまった。一方、同じ波形から特徴点法で得た指標は同じ規準を満たした（ΔT 0.71、反射係数0.50、2次微分の加齢指数0.89）。PWTTを分割すると、前駆出期を含む項は症例内分散の7%にとどまり、変動の大半は末梢の光電容積脈波側の区間にあった。較正定数の補正は精度を改善せず、誤差率は対照26.9%に対し補正27.2%であった（差+0.2ポイント、95%信頼区間+0.1〜+0.4）。構成概念妥当性と実機での同定可能性をともに満たす唯一の指標である早期振幅比で前提検証をやり直すと、説明割合は0.0002に低下し、症例内の符号の一貫性も51%と偶然の水準になった。</w:t>
       </w:r>
     </w:p>
     <w:p>
@@ -119,7 +119,7 @@
           <w:rFonts w:ascii="游明朝" w:cs="游明朝" w:eastAsia="游明朝" w:hAnsi="游明朝"/>
           <w:color w:val="000000"/>
         </w:rPr>
-        <w:t xml:space="preserve">PWTT法によるCO推定の較正定数を光電容積脈波由来の血管指標で補正するという発想の前提は、量的に成立しない。術中のPWTT変動における血管成分は、方向としては検出しうるものの、較正補正の入力とするには2桁小さい。真値に照らすと、この限界は分解に固有である。ただし構成概念妥当性と実機での同定可能性をともに満たす指標に替えても前提は成立せず、限界は指標の質にとどまらない。同じ波形のランドマーク特徴は脈波伝播速度を再現したことから、光電容積脈波であること自体よりも、指標をどう取り出すかが効いている。術中のPWTT変動の大半は末梢の光電容積脈波側の区間にあり、その生理的な幅ははるかに狭いことから、通過時間の測定そのものも対象となる。</w:t>
+        <w:t xml:space="preserve">PWTT法によるCO推定の較正定数を光電容積脈波由来の血管指標で補正するという発想の前提は、量的に成立しない。術中のPWTT変動における血管成分は、方向としては検出しうるものの、較正補正の入力とするには2桁小さい。真値に照らすと、この限界は分解に固有である。ただし構成概念妥当性と実機での同定可能性をともに満たす指標に替えても前提は成立せず、限界は指標の質にとどまらない。同じ波形の特徴点は脈波伝播速度を再現したことから、光電容積脈波であること自体よりも、指標をどう取り出すかが効いている。術中のPWTT変動の大半は末梢の光電容積脈波側の区間にあり、その生理的な幅ははるかに狭いことから、通過時間の測定そのものも対象となる。</w:t>
       </w:r>
     </w:p>
     <w:p>
@@ -827,7 +827,7 @@
           <w:rFonts w:ascii="游明朝" w:cs="游明朝" w:eastAsia="游明朝" w:hAnsi="游明朝"/>
           <w:color w:val="000000"/>
         </w:rPr>
-        <w:t xml:space="preserve">次の3つの解析は解析計画の凍結後に追加したものであり、探索的として報告する。いずれも事前指定のエンドポイントを変更しない。第一に、EV1000の全身血管抵抗（systemic vascular resistance：SVR）トラックを持つ204例で、ウィンドウごとのSI・RI・平均血圧とSVRの症例内順位相関を求め、その中央値と症例間の符号検定で要約した。この装置のSVRは（平均血圧−中心静脈圧）／COで、COが動脈圧波形由来であるため部分的に循環しており、記述的に用いた。第二に、動脈ラインを用いてPWTTを橈骨動脈圧の立ち上がりで分割し、R波から橈骨までのT1（前駆出期と中枢伝播）と、橈骨から光電容積脈波の立ち上がりまでのT2−T1（末梢伝播と一定の装置遅延）とした。可測性の関門としてΔ(T2−T1)の1次自己相関0.30以上と症例内変動係数0.50以下を事前に置いた。前駆出期を構造上含まないΔ(T2−T1)を従属変数として前提の回帰を繰り返し、ΔPWTTの症例内分散を2項に分解した。第三に、凍結した分解をPulse Wave Database39）の仮想被験者4,374名の指尖光電容積脈波に適用した。これは検証済みの1次元モデル集団で、年齢6段階において大動脈径・心拍数・駆出時間・平均血圧・脈波伝播速度・1回拍出量を各3水準で完全要因配置に振っており、大動脈脈波伝播速度、末梢血管抵抗、各部位の脈波の立ち上がり時刻が正確に既知である。脈波伝播速度とΔTはいずれも年齢で変化するため、主検定は年齢層内のSpearman順位相関とし、判定規準はデータを見る前に固定した。すなわち、全年齢層で予測の符号を持ち、かつ絶対値の中央値が0.3以上であれば関連ありとした。振った各因子の主効果と、立ち上がり時刻表から得た真の伝播時間を記述的に報告した。さらに、分解に固有の限界か光電容積脈波の形態一般の限界かを切り分けるため、同データベースに同梱されているランドマーク法由来の指標、すなわち収縮期ピークと拡張期ピークの間隔、スティフネス指標、反射係数、増大係数、2次微分の加齢指数、およびモデル自身の脈波到達時間に同じ規準を適用した。これらは同一の波形から原著者が算出したものである。被験者・波形・真値・年齢層・判定規準を共有し、違うのは指標の取り出し方だけである。第四に、確認的解析の完了後に、実機のモニタ波形で同定できる指標を用いて前提検証をやり直した。仮想集団において真値と最も強く相関し、かつ麻酔中のモニタ波形20例で事前に定めた同定可能性の規準（同定率の症例中央値0.70以上かつ連続ウィンドウ間の1次自己相関0.30以上）を満たしたのは、上行脚のみを用いる早期振幅比Am_b/Am_p1のみであった40）。この指標を主解析と同一の862例・同一の60秒ウィンドウ・同一の品質基準で算出した。当てはめは行わず、1次微分の最初の山の後に引いた接線の零交点と2次微分の最初の谷から直接求めた。設計と結果の読み方は解析の実行前に文書に固定した。主解析が採用したウィンドウの上で計算しているため、脈波分解の収束検算によって主解析が除外したウィンドウは復元されない。</w:t>
+        <w:t xml:space="preserve">次の3つの解析は解析計画の凍結後に追加したものであり、探索的として報告する。いずれも事前指定のエンドポイントを変更しない。第一に、EV1000の全身血管抵抗（systemic vascular resistance：SVR）トラックを持つ204例で、ウィンドウごとのSI・RI・平均血圧とSVRの症例内順位相関を求め、その中央値と症例間の符号検定で要約した。この装置のSVRは（平均血圧−中心静脈圧）／COで、COが動脈圧波形由来であるため部分的に循環しており、記述的に用いた。第二に、動脈ラインを用いてPWTTを橈骨動脈圧の立ち上がりで分割し、R波から橈骨までのT1（前駆出期と中枢伝播）と、橈骨から光電容積脈波の立ち上がりまでのT2−T1（末梢伝播と一定の装置遅延）とした。可測性の関門としてΔ(T2−T1)の1次自己相関0.30以上と症例内変動係数0.50以下を事前に置いた。前駆出期を構造上含まないΔ(T2−T1)を従属変数として前提の回帰を繰り返し、ΔPWTTの症例内分散を2項に分解した。第三に、凍結した分解をPulse Wave Database39）の仮想被験者4,374名の指尖光電容積脈波に適用した。これは検証済みの1次元モデル集団で、年齢6段階において大動脈径・心拍数・駆出時間・平均血圧・脈波伝播速度・1回拍出量を各3水準で完全要因配置に振っており、大動脈脈波伝播速度、末梢血管抵抗、各部位の脈波の立ち上がり時刻が正確に既知である。脈波伝播速度とΔTはいずれも年齢で変化するため、主検定は年齢層内のSpearman順位相関とし、判定規準はデータを見る前に固定した。すなわち、全年齢層で予測の符号を持ち、かつ絶対値の中央値が0.3以上であれば関連ありとした。振った各因子の主効果と、立ち上がり時刻表から得た真の伝播時間を記述的に報告した。さらに、分解に固有の限界か光電容積脈波の形態一般の限界かを切り分けるため、同データベースに同梱されている特徴点法由来の指標、すなわち収縮期ピークと拡張期ピークの間隔、スティフネス指標、反射係数、増大係数、2次微分の加齢指数、およびモデル自身の脈波到達時間に同じ規準を適用した。これらは同一の波形から原著者が算出したものである。被験者・波形・真値・年齢層・判定規準を共有し、違うのは指標の取り出し方だけである。第四に、確認的解析の完了後に、実機のモニタ波形で同定できる指標を用いて前提検証をやり直した。仮想集団において真値と最も強く相関し、かつ麻酔中のモニタ波形20例で事前に定めた同定可能性の規準（同定率の症例中央値0.70以上かつ連続ウィンドウ間の1次自己相関0.30以上）を満たしたのは、上行脚のみを用いる早期振幅比Am_b/Am_p1のみであった40）。この指標を主解析と同一の862例・同一の60秒ウィンドウ・同一の品質基準で算出した。当てはめは行わず、1次微分の最初の山の後に引いた接線の零交点と2次微分の最初の谷から直接求めた。設計と結果の読み方は解析の実行前に文書に固定した。主解析が採用したウィンドウの上で計算しているため、脈波分解の収束検算によって主解析が除外したウィンドウは復元されない。</w:t>
       </w:r>
     </w:p>
     <w:p>
@@ -1025,7 +1025,7 @@
           <w:rFonts w:ascii="游明朝" w:cs="游明朝" w:eastAsia="游明朝" w:hAnsi="游明朝"/>
           <w:color w:val="000000"/>
         </w:rPr>
-        <w:t xml:space="preserve">全身血管抵抗との関連では、204例においてRIとSVRの症例内相関の中央値は+0.098（符号検定p＝1.7×10⁻⁵）で予測の向きであったのに対し、SIはSVRと関連しなかった（中央値+0.049、p＝0.14）。平均血圧は+0.334（p＝4.8×10⁻¹⁵）であった。PWTTの分解では、末梢の項は可測性の関門を通過した（1次自己相関+0.654、変動係数0.037、症例内ドリフトなし）。R波から橈骨までのT1は180 ms（四分位範囲166〜192）であった。前駆出期を含まないΔ(T2−T1)は、ΔPWTTと同程度にしかΔTで説明されず（r²＝0.008、症例内ρ＝+0.122に対しΔPWTTでは+0.216）、主解析の陰性が前駆出期と伝播時間の逆向きの変化によって生じたものではないことが示された。症例内ではΔPWTTの分散の大半を末梢の項が占め（r²は0.534に対しΔT1では0.073、両者で0.977）、光電容積脈波の立ち上がりの時刻誤差はすべて末梢の項に入るという留保がつく。動脈圧波形由来の指標（拡張期減衰時定数と最大dP/dt）もΔPWTTを説明しなかった（r²＝0.015）。in silicoの構成概念妥当性では、仮想被験者4,374名のうち4,036名（92%）が収束検算を通過した。年齢層内でΔTは大動脈脈波伝播速度と6層すべてで予測どおり負に相関したが弱く（25歳から75歳の順にρ＝−0.14、−0.12、−0.09、−0.31、−0.52、−0.61、絶対値の中央値0.22）、事前に定めた0.3に届かなかった。RIは末梢血管抵抗と6層中5層で正に相関した（絶対値の中央値0.21、25歳の+0.49から75歳の−0.01へ低下）。いずれの規準も満たされなかった。要因配置において、ΔTに対する主効果は脈波伝播速度が最大であったが（−1 SDから+1 SDで−17%）、心拍数（−11%、ρ＝−0.54）と大動脈径（−13%）が同じ桁で効き、脈波伝播速度への応答は単調でなかった。他の因子をすべて基準値としたとき、ΔTは−1 SD、基準、+1 SDで332、353、251 ms、RIは0.325、0.254、0.647であり、第2成分が捉える波が入れ替わる挙動と整合する。RIを最も動かしたのは心拍数（−40%）と大動脈径（+33%）であった。3成分分解の代替定義はいずれも劣った。モデルの立ち上がり時刻から得た大動脈起始部から指尖までの真の伝播時間は96 ms（5〜95パーセンタイル66〜120）で、年齢層内で大動脈脈波伝播速度とρ＝−0.99で相関した一方、ΔTとこの真の伝播時間の相関は+0.19にとどまった。橈骨から指尖までの真の伝播時間は全集団で8 ms（4〜16 ms）であった。同じ規準をランドマーク法由来の指標に適用すると、2つの読みが分かれた。収縮期ピークと拡張期ピークの間隔は大動脈脈波伝播速度と絶対値の中央値0.71で相関し（6層すべてで負）、ランドマークのスティフネス指標は0.71、2次微分の加齢指数は0.89、ランドマークの反射係数は末梢血管抵抗と0.50であり、いずれも脈波分解由来の指標が満たさなかった規準を満たした。比較そのものの対照として加えたモデル出力の脈波到達時間は0.57であった。ランドマークの増大係数は満たさなかった（0.14）。要因配置では、ランドマークの間隔は脈波分解由来のものに比べ脈波伝播速度への感度が約2倍（−1 SDから+1 SDで−31%対−17%）、心拍数への感度が約4分の1（−2.6%対−10.9%）であった。記述として、ランドマークの反射係数は末梢血管抵抗（0.50）よりも脈波伝播速度（0.69）と強く相関した。早期振幅比による前提検証では、862例・161,638ウィンドウで指標が得られた（主解析の161,737に対し欠損率0.1%）。同一のウィンドウで再計算した主解析の値は0.044（切片あり）および0.000（原点通過）、平均血圧単独は0.139であり、いずれも確認的解析と一致した。早期振幅比による症例内PWTT変動の説明は0.0002（切片あり、原点通過では−0.105）で、係数は1%あたり−0.030であった。症例内で係数の符号が予測どおりに揃った割合は51%と偶然と同じ水準で、症例内順位相関の中央値は−0.003であった。連続ウィンドウ間の1次自己相関は0.394で、スティフネス指標の0.496および反射係数の0.431と同程度であった。事前に定めた読み方に照らし、指標を替えても症例内PWTT変動は説明されないと判定した。</w:t>
+        <w:t xml:space="preserve">全身血管抵抗との関連では、204例においてRIとSVRの症例内相関の中央値は+0.098（符号検定p＝1.7×10⁻⁵）で予測の向きであったのに対し、SIはSVRと関連しなかった（中央値+0.049、p＝0.14）。平均血圧は+0.334（p＝4.8×10⁻¹⁵）であった。PWTTの分解では、末梢の項は可測性の関門を通過した（1次自己相関+0.654、変動係数0.037、症例内ドリフトなし）。R波から橈骨までのT1は180 ms（四分位範囲166〜192）であった。前駆出期を含まないΔ(T2−T1)は、ΔPWTTと同程度にしかΔTで説明されず（r²＝0.008、症例内ρ＝+0.122に対しΔPWTTでは+0.216）、主解析の陰性が前駆出期と伝播時間の逆向きの変化によって生じたものではないことが示された。症例内ではΔPWTTの分散の大半を末梢の項が占め（r²は0.534に対しΔT1では0.073、両者で0.977）、光電容積脈波の立ち上がりの時刻誤差はすべて末梢の項に入るという留保がつく。動脈圧波形由来の指標（拡張期減衰時定数と最大dP/dt）もΔPWTTを説明しなかった（r²＝0.015）。in silicoの構成概念妥当性では、仮想被験者4,374名のうち4,036名（92%）が収束検算を通過した。年齢層内でΔTは大動脈脈波伝播速度と6層すべてで予測どおり負に相関したが弱く（25歳から75歳の順にρ＝−0.14、−0.12、−0.09、−0.31、−0.52、−0.61、絶対値の中央値0.22）、事前に定めた0.3に届かなかった。RIは末梢血管抵抗と6層中5層で正に相関した（絶対値の中央値0.21、25歳の+0.49から75歳の−0.01へ低下）。いずれの規準も満たされなかった。要因配置において、ΔTに対する主効果は脈波伝播速度が最大であったが（−1 SDから+1 SDで−17%）、心拍数（−11%、ρ＝−0.54）と大動脈径（−13%）が同じ桁で効き、脈波伝播速度への応答は単調でなかった。他の因子をすべて基準値としたとき、ΔTは−1 SD、基準、+1 SDで332、353、251 ms、RIは0.325、0.254、0.647であり、第2成分が捉える波が入れ替わる挙動と整合する。RIを最も動かしたのは心拍数（−40%）と大動脈径（+33%）であった。3成分分解の代替定義はいずれも劣った。モデルの立ち上がり時刻から得た大動脈起始部から指尖までの真の伝播時間は96 ms（5〜95パーセンタイル66〜120）で、年齢層内で大動脈脈波伝播速度とρ＝−0.99で相関した一方、ΔTとこの真の伝播時間の相関は+0.19にとどまった。橈骨から指尖までの真の伝播時間は全集団で8 ms（4〜16 ms）であった。同じ規準を特徴点法由来の指標に適用すると、2つの読みが分かれた。収縮期ピークと拡張期ピークの間隔は大動脈脈波伝播速度と絶対値の中央値0.71で相関し（6層すべてで負）、特徴点法のスティフネス指標は0.71、2次微分の加齢指数は0.89、特徴点法の反射係数は末梢血管抵抗と0.50であり、いずれも脈波分解由来の指標が満たさなかった規準を満たした。比較そのものの対照として加えたモデル出力の脈波到達時間は0.57であった。特徴点法の増大係数は満たさなかった（0.14）。要因配置では、特徴点法の間隔は脈波分解由来のものに比べ脈波伝播速度への感度が約2倍（−1 SDから+1 SDで−31%対−17%）、心拍数への感度が約4分の1（−2.6%対−10.9%）であった。記述として、特徴点法の反射係数は末梢血管抵抗（0.50）よりも脈波伝播速度（0.69）と強く相関した。早期振幅比による前提検証では、862例・161,638ウィンドウで指標が得られた（主解析の161,737に対し欠損率0.1%）。同一のウィンドウで再計算した主解析の値は0.044（切片あり）および0.000（原点通過）、平均血圧単独は0.139であり、いずれも確認的解析と一致した。早期振幅比による症例内PWTT変動の説明は0.0002（切片あり、原点通過では−0.105）で、係数は1%あたり−0.030であった。症例内で係数の符号が予測どおりに揃った割合は51%と偶然と同じ水準で、症例内順位相関の中央値は−0.003であった。連続ウィンドウ間の1次自己相関は0.394で、スティフネス指標の0.496および反射係数の0.431と同程度であった。事前に定めた読み方に照らし、指標を替えても症例内PWTT変動は説明されないと判定した。</w:t>
       </w:r>
     </w:p>
     <w:p>
@@ -1117,7 +1117,7 @@
           <w:rFonts w:ascii="游明朝" w:cs="游明朝" w:eastAsia="游明朝" w:hAnsi="游明朝"/>
           <w:color w:val="000000"/>
         </w:rPr>
-        <w:t xml:space="preserve">しかし同じ実験は、その失敗の所在を正確に特定する。同データベースには同一の波形から算出されたランドマーク法由来の指標が付されており、これらは分解が満たさなかった規準を満たした。収縮期から拡張期のピーク間隔は脈波伝播速度に対して0.71、2次微分の加齢指数は0.89、ランドマークの反射係数は末梢血管抵抗に対して0.50である。被験者・波形・真値・規準を固定した以上、違いは取り出し方だけであり、限界はここで実装した2カーネル分解に固有であって、光電容積脈波の形態一般の限界ではない。要因別の主効果が差の所在を示す。ランドマークの間隔は脈波伝播速度への感度が2倍、心拍数への感度が4分の1であり、当てはめた成分の位置が波の到達ではなく拍の長さに拘束されていることと整合する。これは方法のどこを変えるべきかを示す建設的な結果であるが、両手法の一般的な優劣として読むことはできない。留保が2つある。第一に、仮想波形は雑音がなく重複切痕も拡張期ピークも明瞭であり、ランドマーク検出が最も容易な条件である。分解が採られてきたのはまさにこれらの特徴が失われた波形のためであるから、この比較では分解の利点が原理的に現れない。処理済みのモニタ波形でランドマーク特徴が同定できるかは未解決であって、次の実験がまさにそれである。第二に、我々の分解は数ある実装のひとつにすぎない。カーネルは2本で拡張期の減衰項を持たず、両成分の歪度を正に限っている。いずれも重複切痕の見えないモニタ波形で振幅の同定性を保つための選択であったが、同じ選択によって第2カーネルが拡張期の下降を吸収しうる。その持続時間は心周期に比例するため、観察された心拍数の交絡と整合する。成分数を増やし前進波と反射波を明示的に同定する分解22）は本研究では検証していない。したがってこの比較が示すのは、情報が波形に存在すること、およびこの分解がそれを取り出せていないことであって、分解という手法一般が取り出せないことではない。最後に、臨床データで認められたRIと全身血管抵抗の弱いが有意な関連は、RIが抵抗の指標として妥当であることの証拠と読むべきではない。in silicoではランドマークの反射係数ですら、抵抗（0.50）より脈波伝播速度（0.69）と強く相関した。</w:t>
+        <w:t xml:space="preserve">しかし同じ実験は、その失敗の所在を正確に特定する。同データベースには同一の波形から算出された特徴点法由来の指標が付されており、これらは分解が満たさなかった規準を満たした。収縮期から拡張期のピーク間隔は脈波伝播速度に対して0.71、2次微分の加齢指数は0.89、特徴点法の反射係数は末梢血管抵抗に対して0.50である。被験者・波形・真値・規準を固定した以上、違いは取り出し方だけであり、限界はここで実装した2カーネル分解に固有であって、光電容積脈波の形態一般の限界ではない。要因別の主効果が差の所在を示す。特徴点法の間隔は脈波伝播速度への感度が2倍、心拍数への感度が4分の1であり、当てはめた成分の位置が波の到達ではなく拍の長さに拘束されていることと整合する。これは方法のどこを変えるべきかを示す建設的な結果であるが、両手法の一般的な優劣として読むことはできない。留保が2つある。第一に、仮想波形は雑音がなく重複切痕も拡張期ピークも明瞭であり、特徴点の検出が最も容易な条件である。分解が採られてきたのはまさにこれらの特徴が失われた波形のためであるから、この比較では分解の利点が原理的に現れない。処理済みのモニタ波形で特徴点が同定できるかは未解決であって、次の実験がまさにそれである。第二に、我々の分解は数ある実装のひとつにすぎない。カーネルは2本で拡張期の減衰項を持たず、両成分の歪度を正に限っている。いずれも重複切痕の見えないモニタ波形で振幅の同定性を保つための選択であったが、同じ選択によって第2カーネルが拡張期の下降を吸収しうる。その持続時間は心周期に比例するため、観察された心拍数の交絡と整合する。成分数を増やし前進波と反射波を明示的に同定する分解22）は本研究では検証していない。したがってこの比較が示すのは、情報が波形に存在すること、およびこの分解がそれを取り出せていないことであって、分解という手法一般が取り出せないことではない。最後に、臨床データで認められたRIと全身血管抵抗の弱いが有意な関連は、RIが抵抗の指標として妥当であることの証拠と読むべきではない。in silicoでは特徴点法の反射係数ですら、抵抗（0.50）より脈波伝播速度（0.69）と強く相関した。</w:t>
       </w:r>
     </w:p>
     <w:p>
@@ -1182,7 +1182,7 @@
           <w:rFonts w:ascii="游明朝" w:cs="游明朝" w:eastAsia="游明朝" w:hAnsi="游明朝"/>
           <w:color w:val="000000"/>
         </w:rPr>
-        <w:t xml:space="preserve">本研究には複数の限界がある。第一に、本データベースで得られる参照COは主に動脈圧波形由来であり（解析862例中846例、FloTrac系）、独立した標準ではない。これは副次の精度解析に影響するが、参照COを用いない主解析には影響しない。利用可能な独立参照は肺動脈熱希釈5例と食道ドプラ11例であり、推論には少なすぎるため記述のみとした。第二に、副次の精度解析は60秒ウィンドウを用いたが、応答時間の異なるCOモニタの比較には20〜30分の移動平均を要するとの指摘がある11）。そこで5分および20分でも繰り返したところ、平均化により両群とも誤差率は低下したが、いずれの集約レベルでも補正は精度を改善しなかった。またこの論点は、拍レベル・症例内・参照非依存の主解析には当たらない。第三に、本研究は単一データベース・単一施設の後ろ向き解析であり、統制された血管運動負荷を伴わない。移植可能性を判断できるよう対象特性を完全に報告した。第四に、実機の係数は非公開であるため、対照推定器は公表式の再現であって実機ではない。第五に、2成分分解における成分の帰属は、物理的に異なる波に対応する保証がなく21）、事前指定した3成分分解でも説明割合は上がらず、in silicoではスティフネスへの応答が不連続であった。より具体的には、2カーネルの選択の根拠とした分解アルゴリズムの比較自体が、2カーネルでは反射が単一成分に凝縮され、収縮期成分と特定の反射との関係を評価できないと報告している24）。本研究の指標はその関係であるから、模型の次数が測ろうとした量に適合していなかった。関連する選択も同じ方向を指す。本模型は拡張期の下降を表す項を持たないためいずれかの成分がこれを吸収せざるをえず、実測7,805拍で基底関数を比較した研究は、指数減衰の裾を持つ3成分のガンマ模型を、いかなる2成分の模型よりもはるかに高い頻度で選択している23）。また我々の収束検算は、当てはめた成分が意図した波形上の特徴の上に載ったかを検査していない。血管指標は当てはめ全体の良さではなく特徴点の位置に依存するため、この検査は不可欠であると論じられている41）。第六に、スティフネス指標と反射係数は主に安静時の指標として開発されており17,18）、術中の急性変化への外挿はそれ自体が仮定である。第七に、凍結後に追加した3つの解析は探索的である。in silicoの集団は麻酔も血管作動薬も含まない健常加齢のモデルであり、指標の構成を検証するものであって術中の挙動を検証するものではない。関連して、本研究が検証したのは事前指定した脈波分解由来の指標であり、in silicoの比較はランドマーク法由来の指標であれば異なる挙動を示しうることを示している。本研究の結果を、光電容積脈波由来の血管指標一般についての言明と読むべきではない。またこの比較を、分解とランドマーク解析の一般的な優劣として読むべきでもない。仮想波形は雑音がなくランドマークが明瞭であり、分解にとって最も不利な条件である一方、我々の2カーネル実装は逆の条件に合わせて構成されていた。最後に、光電容積脈波チャネルは処理済みのモニタ出力である。陽性対照が示すとおりタイミング情報はその処理を明らかに生き延びるが、振幅情報は生き延びないようである。反射係数は同じ対照を通過しなかったため、本研究は波動反射がPWTTを追うか否かについて何も言えない。それを検証するには、利得の挙動が文書化された光電容積脈波の信号源が必要である。</w:t>
+        <w:t xml:space="preserve">本研究には複数の限界がある。第一に、本データベースで得られる参照COは主に動脈圧波形由来であり（解析862例中846例、FloTrac系）、独立した標準ではない。これは副次の精度解析に影響するが、参照COを用いない主解析には影響しない。利用可能な独立参照は肺動脈熱希釈5例と食道ドプラ11例であり、推論には少なすぎるため記述のみとした。第二に、副次の精度解析は60秒ウィンドウを用いたが、応答時間の異なるCOモニタの比較には20〜30分の移動平均を要するとの指摘がある11）。そこで5分および20分でも繰り返したところ、平均化により両群とも誤差率は低下したが、いずれの集約レベルでも補正は精度を改善しなかった。またこの論点は、拍レベル・症例内・参照非依存の主解析には当たらない。第三に、本研究は単一データベース・単一施設の後ろ向き解析であり、統制された血管運動負荷を伴わない。移植可能性を判断できるよう対象特性を完全に報告した。第四に、実機の係数は非公開であるため、対照推定器は公表式の再現であって実機ではない。第五に、2成分分解における成分の帰属は、物理的に異なる波に対応する保証がなく21）、事前指定した3成分分解でも説明割合は上がらず、in silicoではスティフネスへの応答が不連続であった。より具体的には、2カーネルの選択の根拠とした分解アルゴリズムの比較自体が、2カーネルでは反射が単一成分に凝縮され、収縮期成分と特定の反射との関係を評価できないと報告している24）。本研究の指標はその関係であるから、模型の次数が測ろうとした量に適合していなかった。関連する選択も同じ方向を指す。本模型は拡張期の下降を表す項を持たないためいずれかの成分がこれを吸収せざるをえず、実測7,805拍で基底関数を比較した研究は、指数減衰の裾を持つ3成分のガンマ模型を、いかなる2成分の模型よりもはるかに高い頻度で選択している23）。また我々の収束検算は、当てはめた成分が意図した波形上の特徴の上に載ったかを検査していない。血管指標は当てはめ全体の良さではなく特徴点の位置に依存するため、この検査は不可欠であると論じられている41）。第六に、スティフネス指標と反射係数は主に安静時の指標として開発されており17,18）、術中の急性変化への外挿はそれ自体が仮定である。第七に、凍結後に追加した3つの解析は探索的である。in silicoの集団は麻酔も血管作動薬も含まない健常加齢のモデルであり、指標の構成を検証するものであって術中の挙動を検証するものではない。関連して、本研究が検証したのは事前指定した脈波分解由来の指標であり、in silicoの比較は特徴点法由来の指標であれば異なる挙動を示しうることを示している。本研究の結果を、光電容積脈波由来の血管指標一般についての言明と読むべきではない。またこの比較を、分解と特徴点法の一般的な優劣として読むべきでもない。仮想波形は雑音がなく特徴点が明瞭であり、分解にとって最も不利な条件である一方、我々の2カーネル実装は逆の条件に合わせて構成されていた。最後に、光電容積脈波チャネルは処理済みのモニタ出力である。陽性対照が示すとおりタイミング情報はその処理を明らかに生き延びるが、振幅情報は生き延びないようである。反射係数は同じ対照を通過しなかったため、本研究は波動反射がPWTTを追うか否かについて何も言えない。それを検証するには、利得の挙動が文書化された光電容積脈波の信号源が必要である。</w:t>
       </w:r>
     </w:p>
     <w:p>
@@ -1209,7 +1209,7 @@
           <w:rFonts w:ascii="游明朝" w:cs="游明朝" w:eastAsia="游明朝" w:hAnsi="游明朝"/>
           <w:color w:val="000000"/>
         </w:rPr>
-        <w:t xml:space="preserve">大規模周術期波形データベースにおいて、拍ごとのPWTTの変動は、既知の血管シグナルを検出できるだけ十分に測定されているにもかかわらず、光電容積脈波由来の動脈スティフネス指標ではほとんど説明されなかった。対応する振幅由来の指標は本信号源では妥当性を確立できなかった。真値既知の仮想集団で検証すると、脈波分解由来のいずれの指標も補正変数として足る強さでは標的を追わなかったのに対し、同じ波形のランドマーク法由来の指標は追った。したがって限界は、モニタの信号でも光電容積脈波の形態そのものでもなく、この分解が取り出す量の側にある。別の分解であれば同じ情報を取り出せるかは検証していない。通過時間型CO推定の較正定数をこれらの指標で動的に補正する方策には、機能する余地がほとんどない。ここから2つの方向が導かれ、いずれも既存のデータで検証できる。ひとつは、処理済みのモニタ波形でランドマーク特徴がどの程度残存し、前提検証をやり直せるかである。もうひとつは通過時間の測定そのものであり、術中の変動の大半が末梢の光電容積脈波側の区間にあって、その真の生理的な幅がこれを説明するには狭すぎたことによる。</w:t>
+        <w:t xml:space="preserve">大規模周術期波形データベースにおいて、拍ごとのPWTTの変動は、既知の血管シグナルを検出できるだけ十分に測定されているにもかかわらず、光電容積脈波由来の動脈スティフネス指標ではほとんど説明されなかった。対応する振幅由来の指標は本信号源では妥当性を確立できなかった。真値既知の仮想集団で検証すると、脈波分解由来のいずれの指標も補正変数として足る強さでは標的を追わなかったのに対し、同じ波形の特徴点法由来の指標は追った。したがって限界は、モニタの信号でも光電容積脈波の形態そのものでもなく、この分解が取り出す量の側にある。別の分解であれば同じ情報を取り出せるかは検証していない。通過時間型CO推定の較正定数をこれらの指標で動的に補正する方策には、機能する余地がほとんどない。ここから2つの方向が導かれ、いずれも既存のデータで検証できる。ひとつは、処理済みのモニタ波形で特徴点がどの程度残存し、前提検証をやり直せるかである。もうひとつは通過時間の測定そのものであり、術中の変動の大半が末梢の光電容積脈波側の区間にあって、その真の生理的な幅がこれを説明するには狭すぎたことによる。</w:t>
       </w:r>
     </w:p>
     <w:p>

--- a/docs/manuscript/論文1_和文要旨_本文.docx
+++ b/docs/manuscript/論文1_和文要旨_本文.docx
@@ -675,7 +675,7 @@
           <w:rFonts w:ascii="游明朝" w:cs="游明朝" w:eastAsia="游明朝" w:hAnsi="游明朝"/>
           <w:color w:val="000000"/>
         </w:rPr>
-        <w:t xml:space="preserve">とした。相対変化は較正点で0となるため、事前指定の推定は設計行列に定数列を含めない原点通過とした。一方で決定係数の分母は平均まわりの平方和とするため、この値は0近傍にも負にもなりうる。事前指定した統計量はこの値であり、切片を加えて再当てはめした通常の決定係数も併記する。プールした決定係数と95%信頼区間つきの係数、および症例内決定係数の分布を報告する。この解析は参照COを一切用いないため、上記の参照標準の限界の影響を受けない。</w:t>
+        <w:t xml:space="preserve">とした。相対変化は較正点で0となるため、事前指定の推定は設計行列に定数列を含めない原点通過とした。この指定は統計解析計画の文章ではなく凍結した解析コードにある。タグsap-v0.3（コミット407f226、2026年8月28日）において、前提検証の設計行列はΔSI%とΔRI%のみから作られ定数列を持たず、決定係数の分母は平均まわりの平方和である。いずれも登録したコードで確認できる。一方で決定係数の分母は平均まわりの平方和とするため、この値は0近傍にも負にもなりうる。事前指定した統計量はこの値であり、切片を加えて再当てはめした通常の決定係数も併記する。プールした決定係数と95%信頼区間つきの係数、および症例内決定係数の分布を報告する。この解析は参照COを一切用いないため、上記の参照標準の限界の影響を受けない。</w:t>
       </w:r>
     </w:p>
     <w:p>

--- a/docs/manuscript/論文1_和文要旨_本文.docx
+++ b/docs/manuscript/論文1_和文要旨_本文.docx
@@ -276,7 +276,7 @@
           <w:rFonts w:ascii="游明朝" w:cs="游明朝" w:eastAsia="游明朝" w:hAnsi="游明朝"/>
           <w:color w:val="000000"/>
         </w:rPr>
-        <w:t xml:space="preserve">統計解析計画は、いかなる波形データも解析する前に確定し凍結した。指標の定義、品質閾値、モデルの仕様、解釈規準のすべてを含む。測定パイプラインの開発と検証には真値既知の合成信号のみを用いた。凍結した計画と全解析コードは公開されており（github.com/nobumitsu-3141/ppg-pda-analysis）、Zenodoに登録してある（doi:10.5281/zenodo.22676039、v1.0.0）。凍結そのものについては、これに先立つ第三者タイムスタンプをZenodoに登録した（doi:10.5281/zenodo.22167118、タグsap-v0.3、コミット407f226、凍結日2026年8月28日）。</w:t>
+        <w:t xml:space="preserve">統計解析計画は、いかなる波形データも解析する前に確定し凍結した。指標の定義、品質閾値、モデルの仕様、解釈規準のすべてを含む。測定パイプラインの開発と検証には真値既知の合成信号のみを用いた。凍結した計画と全解析コードは公開されており（github.com/nobumitsu-3141/ppg-pda-analysis）、Zenodoに登録してある（doi:10.5281/zenodo.22676038。全版を指すDOIで、常に最新版に解決する。本稿の解析はv1.0.0で行った）。凍結そのものについては、これに先立つ第三者タイムスタンプをZenodoに登録した（doi:10.5281/zenodo.22167118、タグsap-v0.3、コミット407f226、凍結日2026年8月28日）。</w:t>
       </w:r>
     </w:p>
     <w:p>

--- a/docs/manuscript/論文1_和文要旨_本文.docx
+++ b/docs/manuscript/論文1_和文要旨_本文.docx
@@ -1003,7 +1003,7 @@
           <w:rFonts w:ascii="游明朝" w:cs="游明朝" w:eastAsia="游明朝" w:hAnsi="游明朝"/>
           <w:color w:val="000000"/>
         </w:rPr>
-        <w:t xml:space="preserve">パイプライン開発に用いた15例を除外してもすべての結論は不変であった（847例・158,445ウィンドウ、前提の決定係数0.005、係数−0.028および−0.003、症例内決定係数中央値0.102、符号一致78%、誤差率は両群とも26.9%、差+0.2ポイント、95%信頼区間+0.1〜+0.3）。ウィンドウを5分および20分に集約すると両群とも誤差率は低下したが（対照で60秒26.9%、5分23.9%〔844例〕、20分21.5%〔606例〕）、いずれの集約レベルでも補正は精度を改善しなかった（5分で差−0.1、95%信頼区間−0.2〜+0.1、20分で−0.2、95%信頼区間−0.5〜+0.0）。したがって精度に関する陰性の結果は60秒ウィンドウの産物ではない。前提の回帰に心拍数を加えると説明割合は0.000から0.077に上昇したが、血管指標の係数は実質的に不変であった（ΔSI −0.020、ΔRI −0.003、ΔHR −0.057）。症例内のPWTT変動は血管指標ではなく心拍数を追っており、血管側の陰性は心拍数の交絡による産物ではない。再抽出を要する代替定義9種を同一ウィンドウで計算した（表6）。事前指定した代替の振幅定義2種と立ち上がり間ΔT、3成分分解、アンサンブルのノイズ目標を0.002および0.004に振った解析、品質指標の閾値を5%および20%に振った解析である。凍結した分解を生波形から同一定義で再実行すると、全161,737ウィンドウでΔTとRIが完全に一致した。したがって以下の行の差は変更した定義だけによる。代替定義9種を通じてΔPWTTの説明割合は−0.051から0.005、ΔSIの係数は−0.004から−0.032の範囲にとどまり、いずれの代替定義でも補正は誤差率を悪化させた（差+0.1から+0.4ポイント、95%信頼区間はいずれも0を含まない）。3成分分解でも代替の振幅定義でも説明割合は上昇しなかった。雑音の多いウィンドウを捨てる代替定義2種、すなわちノイズ目標を厳格にして161,737中144,112ウィンドウを残した解析と品質閾値を厳格にして137,600ウィンドウを残した解析でも上昇せず（0.005および−0.036）、陰性が測定雑音による希釈の産物でないことを示した。ΔSIの係数が明らかに異なった立ち上がり間ΔTと3成分分解は症例内の符号一致も最も低く（61%および67%、主解析は78%）、同じ量をより粗く推定したものと解される。</w:t>
+        <w:t xml:space="preserve">パイプライン開発に用いた15例を除外してもすべての結論は不変であった（847例・158,445ウィンドウ、前提の決定係数0.005、係数−0.028および−0.003、症例内決定係数中央値0.102、符号一致78%、誤差率は両群とも26.9%、差+0.2ポイント、95%信頼区間+0.1〜+0.3）。ウィンドウを5分および20分に集約すると両群とも誤差率は低下したが（対照で60秒26.9%、5分23.9%・844例、20分21.5%・606例）、いずれの集約レベルでも補正は精度を改善しなかった（5分で差−0.1、95%信頼区間−0.2〜+0.1、20分で−0.2、95%信頼区間−0.5〜+0.0）。したがって精度に関する陰性の結果は60秒ウィンドウの産物ではない。前提の回帰に心拍数を加えると説明割合は0.000から0.077に上昇したが、血管指標の係数は実質的に不変であった（ΔSI −0.020、ΔRI −0.003、ΔHR −0.057）。症例内のPWTT変動は血管指標ではなく心拍数を追っており、血管側の陰性は心拍数の交絡による産物ではない。再抽出を要する代替定義9種を同一ウィンドウで計算した（表6）。事前指定した代替の振幅定義2種と立ち上がり間ΔT、3成分分解、アンサンブルのノイズ目標を0.002および0.004に振った解析、品質指標の閾値を5%および20%に振った解析である。凍結した分解を生波形から同一定義で再実行すると、全161,737ウィンドウでΔTとRIが完全に一致した。したがって以下の行の差は変更した定義だけによる。代替定義9種を通じてΔPWTTの説明割合は−0.051から0.005、ΔSIの係数は−0.004から−0.032の範囲にとどまり、いずれの代替定義でも補正は誤差率を悪化させた（差+0.1から+0.4ポイント、95%信頼区間はいずれも0を含まない）。3成分分解でも代替の振幅定義でも説明割合は上昇しなかった。雑音の多いウィンドウを捨てる代替定義2種、すなわちノイズ目標を厳格にして161,737中144,112ウィンドウを残した解析と品質閾値を厳格にして137,600ウィンドウを残した解析でも上昇せず（0.005および−0.036）、陰性が測定雑音による希釈の産物でないことを示した。ΔSIの係数が明らかに異なった立ち上がり間ΔTと3成分分解は症例内の符号一致も最も低く（61%および67%、主解析は78%）、同じ量をより粗く推定したものと解される。</w:t>
       </w:r>
     </w:p>
     <w:p>

--- a/docs/manuscript/論文1_和文要旨_本文.docx
+++ b/docs/manuscript/論文1_和文要旨_本文.docx
@@ -1003,7 +1003,7 @@
           <w:rFonts w:ascii="游明朝" w:cs="游明朝" w:eastAsia="游明朝" w:hAnsi="游明朝"/>
           <w:color w:val="000000"/>
         </w:rPr>
-        <w:t xml:space="preserve">パイプライン開発に用いた15例を除外してもすべての結論は不変であった（847例・158,445ウィンドウ、前提の決定係数0.005、係数−0.028および−0.003、症例内決定係数中央値0.102、符号一致78%、誤差率は両群とも26.9%、差+0.2ポイント、95%信頼区間+0.1〜+0.3）。ウィンドウを5分および20分に集約すると両群とも誤差率は低下したが（対照で60秒26.9%、5分23.9%・844例、20分21.5%・606例）、いずれの集約レベルでも補正は精度を改善しなかった（5分で差−0.1、95%信頼区間−0.2〜+0.1、20分で−0.2、95%信頼区間−0.5〜+0.0）。したがって精度に関する陰性の結果は60秒ウィンドウの産物ではない。前提の回帰に心拍数を加えると説明割合は0.000から0.077に上昇したが、血管指標の係数は実質的に不変であった（ΔSI −0.020、ΔRI −0.003、ΔHR −0.057）。症例内のPWTT変動は血管指標ではなく心拍数を追っており、血管側の陰性は心拍数の交絡による産物ではない。再抽出を要する代替定義9種を同一ウィンドウで計算した（表6）。事前指定した代替の振幅定義2種と立ち上がり間ΔT、3成分分解、アンサンブルのノイズ目標を0.002および0.004に振った解析、品質指標の閾値を5%および20%に振った解析である。凍結した分解を生波形から同一定義で再実行すると、全161,737ウィンドウでΔTとRIが完全に一致した。したがって以下の行の差は変更した定義だけによる。代替定義9種を通じてΔPWTTの説明割合は−0.051から0.005、ΔSIの係数は−0.004から−0.032の範囲にとどまり、いずれの代替定義でも補正は誤差率を悪化させた（差+0.1から+0.4ポイント、95%信頼区間はいずれも0を含まない）。3成分分解でも代替の振幅定義でも説明割合は上昇しなかった。雑音の多いウィンドウを捨てる代替定義2種、すなわちノイズ目標を厳格にして161,737中144,112ウィンドウを残した解析と品質閾値を厳格にして137,600ウィンドウを残した解析でも上昇せず（0.005および−0.036）、陰性が測定雑音による希釈の産物でないことを示した。ΔSIの係数が明らかに異なった立ち上がり間ΔTと3成分分解は症例内の符号一致も最も低く（61%および67%、主解析は78%）、同じ量をより粗く推定したものと解される。</w:t>
+        <w:t xml:space="preserve">パイプライン開発に用いた15例を除外してもすべての結論は不変であった（847例・158,445ウィンドウ、前提の決定係数0.005、係数−0.028および−0.003、症例内決定係数中央値0.102、符号一致78%、誤差率は両群とも26.9%、差+0.2ポイント、95%信頼区間+0.1〜+0.3）。ウィンドウを5分および20分に集約すると両群とも誤差率は低下したが（対照で60秒26.9%、5分24.0%・844例、20分21.8%・606例）、いずれの集約レベルでも補正は精度を改善しなかった（5分で差0.0、95%信頼区間−0.2〜+0.1、20分で−0.2、95%信頼区間−0.5〜+0.0）。したがって精度に関する陰性の結果は60秒ウィンドウの産物ではない。前提の回帰に心拍数を加えると説明割合は0.000から0.077に上昇したが、血管指標の係数は実質的に不変であった（ΔSI −0.020、ΔRI −0.003、ΔHR −0.057）。症例内のPWTT変動は血管指標ではなく心拍数を追っており、血管側の陰性は心拍数の交絡による産物ではない。再抽出を要する代替定義9種を同一ウィンドウで計算した（表6）。事前指定した代替の振幅定義2種と立ち上がり間ΔT、3成分分解、アンサンブルのノイズ目標を0.002および0.004に振った解析、品質指標の閾値を5%および20%に振った解析である。凍結した分解を生波形から同一定義で再実行すると、全161,737ウィンドウでΔTとRIが完全に一致した。したがって以下の行の差は変更した定義だけによる。代替定義9種を通じてΔPWTTの説明割合は−0.051から0.005、ΔSIの係数は−0.004から−0.032の範囲にとどまり、いずれの代替定義でも補正は誤差率を悪化させた（差+0.1から+0.4ポイント、95%信頼区間はいずれも0を含まない）。3成分分解でも代替の振幅定義でも説明割合は上昇しなかった。雑音の多いウィンドウを捨てる代替定義2種、すなわちノイズ目標を厳格にして161,737中144,112ウィンドウを残した解析と品質閾値を厳格にして137,600ウィンドウを残した解析でも上昇せず（0.005および−0.036）、陰性が測定雑音による希釈の産物でないことを示した。ΔSIの係数が明らかに異なった立ち上がり間ΔTと3成分分解は症例内の符号一致も最も低く（61%および67%、主解析は78%）、同じ量をより粗く推定したものと解される。</w:t>
       </w:r>
     </w:p>
     <w:p>
